--- a/docs/What this pipeline does.docx
+++ b/docs/What this pipeline does.docx
@@ -102,7 +102,7 @@
           <w:bCs/>
         </w:rPr>
         <w:pict w14:anchorId="7D332EFE">
-          <v:rect id="_x0000_i1253" style="width:0;height:1.5pt" o:hralign="center" o:hrstd="t" o:hr="t" fillcolor="#a0a0a0" stroked="f"/>
+          <v:rect id="_x0000_i1025" style="width:0;height:1.5pt" o:hralign="center" o:hrstd="t" o:hr="t" fillcolor="#a0a0a0" stroked="f"/>
         </w:pict>
       </w:r>
     </w:p>
@@ -266,7 +266,7 @@
           <w:bCs/>
         </w:rPr>
         <w:pict w14:anchorId="2F9ECDE5">
-          <v:rect id="_x0000_i1254" style="width:0;height:1.5pt" o:hralign="center" o:hrstd="t" o:hr="t" fillcolor="#a0a0a0" stroked="f"/>
+          <v:rect id="_x0000_i1026" style="width:0;height:1.5pt" o:hralign="center" o:hrstd="t" o:hr="t" fillcolor="#a0a0a0" stroked="f"/>
         </w:pict>
       </w:r>
     </w:p>
@@ -451,7 +451,7 @@
     <w:p>
       <w:r>
         <w:pict w14:anchorId="660FC032">
-          <v:rect id="_x0000_i1263" style="width:0;height:1.5pt" o:hralign="center" o:hrstd="t" o:hr="t" fillcolor="#a0a0a0" stroked="f"/>
+          <v:rect id="_x0000_i1027" style="width:0;height:1.5pt" o:hralign="center" o:hrstd="t" o:hr="t" fillcolor="#a0a0a0" stroked="f"/>
         </w:pict>
       </w:r>
     </w:p>
@@ -622,6 +622,3442 @@
         <w:t>, which preserves distal regulatory candidates without allowing distance to dominate the ranking.</w:t>
       </w:r>
     </w:p>
+    <w:p/>
+    <w:p/>
+    <w:p>
+      <w:pPr>
+        <w:rPr>
+          <w:b/>
+          <w:bCs/>
+          <w:lang w:val="en-SE"/>
+        </w:rPr>
+      </w:pPr>
+      <w:r>
+        <w:t>NOTES: BAKE TF INTO THE EQUATION</w:t>
+      </w:r>
+      <w:r>
+        <w:br/>
+      </w:r>
+      <w:r>
+        <w:br/>
+      </w:r>
+      <w:r>
+        <w:rPr>
+          <w:b/>
+          <w:bCs/>
+          <w:lang w:val="en-SE"/>
+        </w:rPr>
+        <w:t>Your stack (explicit)</w:t>
+      </w:r>
+    </w:p>
+    <w:p>
+      <w:pPr>
+        <w:rPr>
+          <w:b/>
+          <w:bCs/>
+          <w:lang w:val="en-SE"/>
+        </w:rPr>
+      </w:pPr>
+      <w:r>
+        <w:rPr>
+          <w:b/>
+          <w:bCs/>
+          <w:lang w:val="en-SE"/>
+        </w:rPr>
+        <w:t>Step 1 — base signal</w:t>
+      </w:r>
+    </w:p>
+    <w:p>
+      <w:pPr>
+        <w:rPr>
+          <w:lang w:val="en-SE"/>
+        </w:rPr>
+      </w:pPr>
+      <w:proofErr w:type="spellStart"/>
+      <w:r>
+        <w:rPr>
+          <w:lang w:val="en-SE"/>
+        </w:rPr>
+        <w:t>mul_weigh</w:t>
+      </w:r>
+      <w:proofErr w:type="spellEnd"/>
+      <w:r>
+        <w:rPr>
+          <w:lang w:val="en-SE"/>
+        </w:rPr>
+        <w:t xml:space="preserve">   # RNA + ATAC interaction</w:t>
+      </w:r>
+    </w:p>
+    <w:p>
+      <w:pPr>
+        <w:rPr>
+          <w:b/>
+          <w:bCs/>
+          <w:lang w:val="en-SE"/>
+        </w:rPr>
+      </w:pPr>
+      <w:r>
+        <w:rPr>
+          <w:b/>
+          <w:bCs/>
+          <w:lang w:val="en-SE"/>
+        </w:rPr>
+        <w:t>Step 2 — distance applied</w:t>
+      </w:r>
+    </w:p>
+    <w:p>
+      <w:pPr>
+        <w:rPr>
+          <w:lang w:val="en-SE"/>
+        </w:rPr>
+      </w:pPr>
+      <w:r>
+        <w:rPr>
+          <w:lang w:val="en-SE"/>
+        </w:rPr>
+        <w:t xml:space="preserve">final_v5 = </w:t>
+      </w:r>
+      <w:proofErr w:type="spellStart"/>
+      <w:r>
+        <w:rPr>
+          <w:lang w:val="en-SE"/>
+        </w:rPr>
+        <w:t>mul_weigh</w:t>
+      </w:r>
+      <w:proofErr w:type="spellEnd"/>
+      <w:r>
+        <w:rPr>
+          <w:lang w:val="en-SE"/>
+        </w:rPr>
+        <w:t xml:space="preserve"> * (0.7 + 0.3 * </w:t>
+      </w:r>
+      <w:proofErr w:type="spellStart"/>
+      <w:r>
+        <w:rPr>
+          <w:lang w:val="en-SE"/>
+        </w:rPr>
+        <w:t>distance_score</w:t>
+      </w:r>
+      <w:proofErr w:type="spellEnd"/>
+      <w:r>
+        <w:rPr>
+          <w:lang w:val="en-SE"/>
+        </w:rPr>
+        <w:t>)</w:t>
+      </w:r>
+    </w:p>
+    <w:p>
+      <w:pPr>
+        <w:rPr>
+          <w:lang w:val="en-SE"/>
+        </w:rPr>
+      </w:pPr>
+      <w:r>
+        <w:rPr>
+          <w:rFonts w:ascii="Segoe UI Emoji" w:hAnsi="Segoe UI Emoji" w:cs="Segoe UI Emoji"/>
+          <w:lang w:val="en-SE"/>
+        </w:rPr>
+        <w:t>👉</w:t>
+      </w:r>
+      <w:r>
+        <w:rPr>
+          <w:lang w:val="en-SE"/>
+        </w:rPr>
+        <w:t xml:space="preserve"> </w:t>
+      </w:r>
+      <w:r>
+        <w:rPr>
+          <w:b/>
+          <w:bCs/>
+          <w:lang w:val="en-SE"/>
+        </w:rPr>
+        <w:t>distance is already inside final_v5</w:t>
+      </w:r>
+    </w:p>
+    <w:p>
+      <w:pPr>
+        <w:rPr>
+          <w:lang w:val="en-SE"/>
+        </w:rPr>
+      </w:pPr>
+      <w:r>
+        <w:rPr>
+          <w:lang w:val="en-SE"/>
+        </w:rPr>
+        <w:pict w14:anchorId="45556E68">
+          <v:rect id="_x0000_i1178" style="width:0;height:1.5pt" o:hralign="center" o:hrstd="t" o:hr="t" fillcolor="#a0a0a0" stroked="f"/>
+        </w:pict>
+      </w:r>
+    </w:p>
+    <w:p>
+      <w:pPr>
+        <w:rPr>
+          <w:b/>
+          <w:bCs/>
+          <w:lang w:val="en-SE"/>
+        </w:rPr>
+      </w:pPr>
+      <w:r>
+        <w:rPr>
+          <w:b/>
+          <w:bCs/>
+          <w:lang w:val="en-SE"/>
+        </w:rPr>
+        <w:t>Step 3 — TF layer (new)</w:t>
+      </w:r>
+    </w:p>
+    <w:p>
+      <w:pPr>
+        <w:rPr>
+          <w:lang w:val="en-SE"/>
+        </w:rPr>
+      </w:pPr>
+      <w:r>
+        <w:rPr>
+          <w:lang w:val="en-SE"/>
+        </w:rPr>
+        <w:t xml:space="preserve">final_v6 = final_v5 * (1 + alpha * </w:t>
+      </w:r>
+      <w:proofErr w:type="spellStart"/>
+      <w:r>
+        <w:rPr>
+          <w:lang w:val="en-SE"/>
+        </w:rPr>
+        <w:t>tf_score</w:t>
+      </w:r>
+      <w:proofErr w:type="spellEnd"/>
+      <w:r>
+        <w:rPr>
+          <w:lang w:val="en-SE"/>
+        </w:rPr>
+        <w:t>)</w:t>
+      </w:r>
+    </w:p>
+    <w:p>
+      <w:pPr>
+        <w:rPr>
+          <w:lang w:val="en-SE"/>
+        </w:rPr>
+      </w:pPr>
+      <w:r>
+        <w:rPr>
+          <w:rFonts w:ascii="Segoe UI Emoji" w:hAnsi="Segoe UI Emoji" w:cs="Segoe UI Emoji"/>
+          <w:lang w:val="en-SE"/>
+        </w:rPr>
+        <w:t>👉</w:t>
+      </w:r>
+      <w:r>
+        <w:rPr>
+          <w:lang w:val="en-SE"/>
+        </w:rPr>
+        <w:t xml:space="preserve"> TF is just an </w:t>
+      </w:r>
+      <w:r>
+        <w:rPr>
+          <w:b/>
+          <w:bCs/>
+          <w:lang w:val="en-SE"/>
+        </w:rPr>
+        <w:t>extra multiplier on top</w:t>
+      </w:r>
+    </w:p>
+    <w:p>
+      <w:pPr>
+        <w:rPr>
+          <w:lang w:val="en-SE"/>
+        </w:rPr>
+      </w:pPr>
+      <w:r>
+        <w:rPr>
+          <w:lang w:val="en-SE"/>
+        </w:rPr>
+        <w:pict w14:anchorId="797965EB">
+          <v:rect id="_x0000_i1179" style="width:0;height:1.5pt" o:hralign="center" o:hrstd="t" o:hr="t" fillcolor="#a0a0a0" stroked="f"/>
+        </w:pict>
+      </w:r>
+    </w:p>
+    <w:p>
+      <w:pPr>
+        <w:rPr>
+          <w:b/>
+          <w:bCs/>
+          <w:lang w:val="en-SE"/>
+        </w:rPr>
+      </w:pPr>
+      <w:r>
+        <w:rPr>
+          <w:b/>
+          <w:bCs/>
+          <w:lang w:val="en-SE"/>
+        </w:rPr>
+        <w:t>Full expanded formula</w:t>
+      </w:r>
+    </w:p>
+    <w:p>
+      <w:pPr>
+        <w:rPr>
+          <w:lang w:val="en-SE"/>
+        </w:rPr>
+      </w:pPr>
+      <w:r>
+        <w:rPr>
+          <w:lang w:val="en-SE"/>
+        </w:rPr>
+        <w:t>If you expand everything:</w:t>
+      </w:r>
+    </w:p>
+    <w:p>
+      <w:pPr>
+        <w:rPr>
+          <w:lang w:val="en-SE"/>
+        </w:rPr>
+      </w:pPr>
+      <w:r>
+        <w:rPr>
+          <w:lang w:val="en-SE"/>
+        </w:rPr>
+        <w:t>final_v6 =</w:t>
+      </w:r>
+      <w:r>
+        <w:rPr>
+          <w:lang w:val="en-SE"/>
+        </w:rPr>
+        <w:br/>
+        <w:t xml:space="preserve">  </w:t>
+      </w:r>
+      <w:proofErr w:type="spellStart"/>
+      <w:r>
+        <w:rPr>
+          <w:lang w:val="en-SE"/>
+        </w:rPr>
+        <w:t>mul_weigh</w:t>
+      </w:r>
+      <w:proofErr w:type="spellEnd"/>
+      <w:r>
+        <w:rPr>
+          <w:lang w:val="en-SE"/>
+        </w:rPr>
+        <w:t xml:space="preserve"> *</w:t>
+      </w:r>
+      <w:r>
+        <w:rPr>
+          <w:lang w:val="en-SE"/>
+        </w:rPr>
+        <w:br/>
+        <w:t xml:space="preserve">  (0.7 + 0.3 * </w:t>
+      </w:r>
+      <w:proofErr w:type="spellStart"/>
+      <w:r>
+        <w:rPr>
+          <w:lang w:val="en-SE"/>
+        </w:rPr>
+        <w:t>distance_score</w:t>
+      </w:r>
+      <w:proofErr w:type="spellEnd"/>
+      <w:r>
+        <w:rPr>
+          <w:lang w:val="en-SE"/>
+        </w:rPr>
+        <w:t>) *</w:t>
+      </w:r>
+      <w:r>
+        <w:rPr>
+          <w:lang w:val="en-SE"/>
+        </w:rPr>
+        <w:br/>
+        <w:t xml:space="preserve">  (1 + alpha * </w:t>
+      </w:r>
+      <w:proofErr w:type="spellStart"/>
+      <w:r>
+        <w:rPr>
+          <w:lang w:val="en-SE"/>
+        </w:rPr>
+        <w:t>tf_score</w:t>
+      </w:r>
+      <w:proofErr w:type="spellEnd"/>
+      <w:r>
+        <w:rPr>
+          <w:lang w:val="en-SE"/>
+        </w:rPr>
+        <w:t>)</w:t>
+      </w:r>
+    </w:p>
+    <w:p>
+      <w:pPr>
+        <w:rPr>
+          <w:lang w:val="en-SE"/>
+        </w:rPr>
+      </w:pPr>
+      <w:r>
+        <w:rPr>
+          <w:lang w:val="en-SE"/>
+        </w:rPr>
+        <w:pict w14:anchorId="4147D5EB">
+          <v:rect id="_x0000_i1180" style="width:0;height:1.5pt" o:hralign="center" o:hrstd="t" o:hr="t" fillcolor="#a0a0a0" stroked="f"/>
+        </w:pict>
+      </w:r>
+    </w:p>
+    <w:p>
+      <w:pPr>
+        <w:rPr>
+          <w:b/>
+          <w:bCs/>
+          <w:lang w:val="en-SE"/>
+        </w:rPr>
+      </w:pPr>
+      <w:r>
+        <w:rPr>
+          <w:b/>
+          <w:bCs/>
+          <w:lang w:val="en-SE"/>
+        </w:rPr>
+        <w:t>Interpretation</w:t>
+      </w:r>
+    </w:p>
+    <w:p>
+      <w:pPr>
+        <w:numPr>
+          <w:ilvl w:val="0"/>
+          <w:numId w:val="21"/>
+        </w:numPr>
+        <w:rPr>
+          <w:lang w:val="en-SE"/>
+        </w:rPr>
+      </w:pPr>
+      <w:proofErr w:type="spellStart"/>
+      <w:r>
+        <w:rPr>
+          <w:lang w:val="en-SE"/>
+        </w:rPr>
+        <w:t>mul_weigh</w:t>
+      </w:r>
+      <w:proofErr w:type="spellEnd"/>
+      <w:r>
+        <w:rPr>
+          <w:lang w:val="en-SE"/>
+        </w:rPr>
+        <w:t xml:space="preserve"> → co-activation strength </w:t>
+      </w:r>
+    </w:p>
+    <w:p>
+      <w:pPr>
+        <w:numPr>
+          <w:ilvl w:val="0"/>
+          <w:numId w:val="21"/>
+        </w:numPr>
+        <w:rPr>
+          <w:lang w:val="en-SE"/>
+        </w:rPr>
+      </w:pPr>
+      <w:proofErr w:type="spellStart"/>
+      <w:r>
+        <w:rPr>
+          <w:lang w:val="en-SE"/>
+        </w:rPr>
+        <w:t>distance_score</w:t>
+      </w:r>
+      <w:proofErr w:type="spellEnd"/>
+      <w:r>
+        <w:rPr>
+          <w:lang w:val="en-SE"/>
+        </w:rPr>
+        <w:t xml:space="preserve"> → genomic plausibility </w:t>
+      </w:r>
+    </w:p>
+    <w:p>
+      <w:pPr>
+        <w:numPr>
+          <w:ilvl w:val="0"/>
+          <w:numId w:val="21"/>
+        </w:numPr>
+        <w:rPr>
+          <w:lang w:val="en-SE"/>
+        </w:rPr>
+      </w:pPr>
+      <w:proofErr w:type="spellStart"/>
+      <w:r>
+        <w:rPr>
+          <w:lang w:val="en-SE"/>
+        </w:rPr>
+        <w:t>tf_score</w:t>
+      </w:r>
+      <w:proofErr w:type="spellEnd"/>
+      <w:r>
+        <w:rPr>
+          <w:lang w:val="en-SE"/>
+        </w:rPr>
+        <w:t xml:space="preserve"> → regulatory plausibility </w:t>
+      </w:r>
+    </w:p>
+    <w:p>
+      <w:pPr>
+        <w:rPr>
+          <w:lang w:val="en-SE"/>
+        </w:rPr>
+      </w:pPr>
+      <w:r>
+        <w:rPr>
+          <w:lang w:val="en-SE"/>
+        </w:rPr>
+        <w:pict w14:anchorId="7BE6616C">
+          <v:rect id="_x0000_i1181" style="width:0;height:1.5pt" o:hralign="center" o:hrstd="t" o:hr="t" fillcolor="#a0a0a0" stroked="f"/>
+        </w:pict>
+      </w:r>
+    </w:p>
+    <w:p>
+      <w:pPr>
+        <w:rPr>
+          <w:b/>
+          <w:bCs/>
+          <w:lang w:val="en-SE"/>
+        </w:rPr>
+      </w:pPr>
+      <w:r>
+        <w:rPr>
+          <w:b/>
+          <w:bCs/>
+          <w:lang w:val="en-SE"/>
+        </w:rPr>
+        <w:t>Important</w:t>
+      </w:r>
+    </w:p>
+    <w:p>
+      <w:pPr>
+        <w:rPr>
+          <w:lang w:val="en-SE"/>
+        </w:rPr>
+      </w:pPr>
+      <w:r>
+        <w:rPr>
+          <w:rFonts w:ascii="Segoe UI Emoji" w:hAnsi="Segoe UI Emoji" w:cs="Segoe UI Emoji"/>
+          <w:lang w:val="en-SE"/>
+        </w:rPr>
+        <w:lastRenderedPageBreak/>
+        <w:t>👉</w:t>
+      </w:r>
+      <w:r>
+        <w:rPr>
+          <w:lang w:val="en-SE"/>
+        </w:rPr>
+        <w:t xml:space="preserve"> You are NOT replacing anything</w:t>
+      </w:r>
+      <w:r>
+        <w:rPr>
+          <w:lang w:val="en-SE"/>
+        </w:rPr>
+        <w:br/>
+      </w:r>
+      <w:r>
+        <w:rPr>
+          <w:rFonts w:ascii="Segoe UI Emoji" w:hAnsi="Segoe UI Emoji" w:cs="Segoe UI Emoji"/>
+          <w:lang w:val="en-SE"/>
+        </w:rPr>
+        <w:t>👉</w:t>
+      </w:r>
+      <w:r>
+        <w:rPr>
+          <w:lang w:val="en-SE"/>
+        </w:rPr>
+        <w:t xml:space="preserve"> You are </w:t>
+      </w:r>
+      <w:r>
+        <w:rPr>
+          <w:b/>
+          <w:bCs/>
+          <w:lang w:val="en-SE"/>
+        </w:rPr>
+        <w:t>stacking independent signals</w:t>
+      </w:r>
+    </w:p>
+    <w:p>
+      <w:pPr>
+        <w:rPr>
+          <w:lang w:val="en-SE"/>
+        </w:rPr>
+      </w:pPr>
+      <w:r>
+        <w:rPr>
+          <w:lang w:val="en-SE"/>
+        </w:rPr>
+        <w:pict w14:anchorId="50347042">
+          <v:rect id="_x0000_i1182" style="width:0;height:1.5pt" o:hralign="center" o:hrstd="t" o:hr="t" fillcolor="#a0a0a0" stroked="f"/>
+        </w:pict>
+      </w:r>
+    </w:p>
+    <w:p>
+      <w:pPr>
+        <w:rPr>
+          <w:b/>
+          <w:bCs/>
+          <w:lang w:val="en-SE"/>
+        </w:rPr>
+      </w:pPr>
+      <w:r>
+        <w:rPr>
+          <w:b/>
+          <w:bCs/>
+          <w:lang w:val="en-SE"/>
+        </w:rPr>
+        <w:t>If you want distance stronger/weaker</w:t>
+      </w:r>
+    </w:p>
+    <w:p>
+      <w:pPr>
+        <w:rPr>
+          <w:lang w:val="en-SE"/>
+        </w:rPr>
+      </w:pPr>
+      <w:r>
+        <w:rPr>
+          <w:lang w:val="en-SE"/>
+        </w:rPr>
+        <w:t>You adjust HERE:</w:t>
+      </w:r>
+    </w:p>
+    <w:p>
+      <w:pPr>
+        <w:rPr>
+          <w:lang w:val="en-SE"/>
+        </w:rPr>
+      </w:pPr>
+      <w:r>
+        <w:rPr>
+          <w:lang w:val="en-SE"/>
+        </w:rPr>
+        <w:t xml:space="preserve">0.7 + 0.3 * </w:t>
+      </w:r>
+      <w:proofErr w:type="spellStart"/>
+      <w:r>
+        <w:rPr>
+          <w:lang w:val="en-SE"/>
+        </w:rPr>
+        <w:t>distance_score</w:t>
+      </w:r>
+      <w:proofErr w:type="spellEnd"/>
+    </w:p>
+    <w:p>
+      <w:pPr>
+        <w:rPr>
+          <w:lang w:val="en-SE"/>
+        </w:rPr>
+      </w:pPr>
+      <w:r>
+        <w:rPr>
+          <w:lang w:val="en-SE"/>
+        </w:rPr>
+        <w:t>Examples:</w:t>
+      </w:r>
+    </w:p>
+    <w:p>
+      <w:pPr>
+        <w:numPr>
+          <w:ilvl w:val="0"/>
+          <w:numId w:val="22"/>
+        </w:numPr>
+        <w:rPr>
+          <w:lang w:val="en-SE"/>
+        </w:rPr>
+      </w:pPr>
+      <w:r>
+        <w:rPr>
+          <w:lang w:val="en-SE"/>
+        </w:rPr>
+        <w:t xml:space="preserve">stronger distance → 0.5 + 0.5 * </w:t>
+      </w:r>
+      <w:proofErr w:type="spellStart"/>
+      <w:r>
+        <w:rPr>
+          <w:lang w:val="en-SE"/>
+        </w:rPr>
+        <w:t>distance_score</w:t>
+      </w:r>
+      <w:proofErr w:type="spellEnd"/>
+      <w:r>
+        <w:rPr>
+          <w:lang w:val="en-SE"/>
+        </w:rPr>
+        <w:t xml:space="preserve"> </w:t>
+      </w:r>
+    </w:p>
+    <w:p>
+      <w:pPr>
+        <w:numPr>
+          <w:ilvl w:val="0"/>
+          <w:numId w:val="22"/>
+        </w:numPr>
+        <w:rPr>
+          <w:lang w:val="en-SE"/>
+        </w:rPr>
+      </w:pPr>
+      <w:r>
+        <w:rPr>
+          <w:lang w:val="en-SE"/>
+        </w:rPr>
+        <w:t xml:space="preserve">weaker distance → 0.9 + 0.1 * </w:t>
+      </w:r>
+      <w:proofErr w:type="spellStart"/>
+      <w:r>
+        <w:rPr>
+          <w:lang w:val="en-SE"/>
+        </w:rPr>
+        <w:t>distance_score</w:t>
+      </w:r>
+      <w:proofErr w:type="spellEnd"/>
+      <w:r>
+        <w:rPr>
+          <w:lang w:val="en-SE"/>
+        </w:rPr>
+        <w:t xml:space="preserve"> </w:t>
+      </w:r>
+    </w:p>
+    <w:p>
+      <w:pPr>
+        <w:rPr>
+          <w:lang w:val="en-SE"/>
+        </w:rPr>
+      </w:pPr>
+      <w:r>
+        <w:rPr>
+          <w:lang w:val="en-SE"/>
+        </w:rPr>
+        <w:pict w14:anchorId="06C36FEB">
+          <v:rect id="_x0000_i1183" style="width:0;height:1.5pt" o:hralign="center" o:hrstd="t" o:hr="t" fillcolor="#a0a0a0" stroked="f"/>
+        </w:pict>
+      </w:r>
+    </w:p>
+    <w:p>
+      <w:pPr>
+        <w:rPr>
+          <w:b/>
+          <w:bCs/>
+          <w:lang w:val="en-SE"/>
+        </w:rPr>
+      </w:pPr>
+      <w:r>
+        <w:rPr>
+          <w:b/>
+          <w:bCs/>
+          <w:lang w:val="en-SE"/>
+        </w:rPr>
+        <w:t>One-line</w:t>
+      </w:r>
+    </w:p>
+    <w:p>
+      <w:pPr>
+        <w:rPr>
+          <w:lang w:val="en-SE"/>
+        </w:rPr>
+      </w:pPr>
+      <w:r>
+        <w:rPr>
+          <w:lang w:val="en-SE"/>
+        </w:rPr>
+        <w:t>Distance is already in the model — TF just multiplies on top of it.</w:t>
+      </w:r>
+    </w:p>
+    <w:p>
+      <w:pPr>
+        <w:rPr>
+          <w:lang w:val="en-SE"/>
+        </w:rPr>
+      </w:pPr>
+      <w:r>
+        <w:rPr>
+          <w:lang w:val="en-SE"/>
+        </w:rPr>
+        <w:t xml:space="preserve">So is the motif score baked into the </w:t>
+      </w:r>
+      <w:proofErr w:type="spellStart"/>
+      <w:r>
+        <w:rPr>
+          <w:lang w:val="en-SE"/>
+        </w:rPr>
+        <w:t>tf</w:t>
+      </w:r>
+      <w:proofErr w:type="spellEnd"/>
+      <w:r>
+        <w:rPr>
+          <w:lang w:val="en-SE"/>
+        </w:rPr>
+        <w:t xml:space="preserve"> score</w:t>
+      </w:r>
+    </w:p>
+    <w:p>
+      <w:pPr>
+        <w:rPr>
+          <w:lang w:val="en-SE"/>
+        </w:rPr>
+      </w:pPr>
+      <w:r>
+        <w:rPr>
+          <w:rFonts w:ascii="Segoe UI Emoji" w:hAnsi="Segoe UI Emoji" w:cs="Segoe UI Emoji"/>
+          <w:lang w:val="en-SE"/>
+        </w:rPr>
+        <w:t>👉</w:t>
+      </w:r>
+      <w:r>
+        <w:rPr>
+          <w:lang w:val="en-SE"/>
+        </w:rPr>
+        <w:t xml:space="preserve"> </w:t>
+      </w:r>
+      <w:r>
+        <w:rPr>
+          <w:b/>
+          <w:bCs/>
+          <w:lang w:val="en-SE"/>
+        </w:rPr>
+        <w:t xml:space="preserve">Yes — in your current setup, motif is baked into </w:t>
+      </w:r>
+      <w:proofErr w:type="spellStart"/>
+      <w:r>
+        <w:rPr>
+          <w:b/>
+          <w:bCs/>
+          <w:lang w:val="en-SE"/>
+        </w:rPr>
+        <w:t>tf_score</w:t>
+      </w:r>
+      <w:proofErr w:type="spellEnd"/>
+    </w:p>
+    <w:p>
+      <w:pPr>
+        <w:rPr>
+          <w:lang w:val="en-SE"/>
+        </w:rPr>
+      </w:pPr>
+      <w:r>
+        <w:rPr>
+          <w:lang w:val="en-SE"/>
+        </w:rPr>
+        <w:t>But precisely:</w:t>
+      </w:r>
+    </w:p>
+    <w:p>
+      <w:pPr>
+        <w:rPr>
+          <w:lang w:val="en-SE"/>
+        </w:rPr>
+      </w:pPr>
+      <w:r>
+        <w:rPr>
+          <w:lang w:val="en-SE"/>
+        </w:rPr>
+        <w:pict w14:anchorId="12A938FB">
+          <v:rect id="_x0000_i1184" style="width:0;height:1.5pt" o:hralign="center" o:hrstd="t" o:hr="t" fillcolor="#a0a0a0" stroked="f"/>
+        </w:pict>
+      </w:r>
+    </w:p>
+    <w:p>
+      <w:pPr>
+        <w:rPr>
+          <w:b/>
+          <w:bCs/>
+          <w:lang w:val="en-SE"/>
+        </w:rPr>
+      </w:pPr>
+      <w:r>
+        <w:rPr>
+          <w:b/>
+          <w:bCs/>
+          <w:lang w:val="en-SE"/>
+        </w:rPr>
+        <w:t xml:space="preserve">What </w:t>
+      </w:r>
+      <w:proofErr w:type="spellStart"/>
+      <w:r>
+        <w:rPr>
+          <w:b/>
+          <w:bCs/>
+          <w:lang w:val="en-SE"/>
+        </w:rPr>
+        <w:t>tf_score</w:t>
+      </w:r>
+      <w:proofErr w:type="spellEnd"/>
+      <w:r>
+        <w:rPr>
+          <w:b/>
+          <w:bCs/>
+          <w:lang w:val="en-SE"/>
+        </w:rPr>
+        <w:t xml:space="preserve"> </w:t>
+      </w:r>
+      <w:proofErr w:type="gramStart"/>
+      <w:r>
+        <w:rPr>
+          <w:b/>
+          <w:bCs/>
+          <w:lang w:val="en-SE"/>
+        </w:rPr>
+        <w:t>actually is</w:t>
+      </w:r>
+      <w:proofErr w:type="gramEnd"/>
+    </w:p>
+    <w:p>
+      <w:pPr>
+        <w:rPr>
+          <w:lang w:val="en-SE"/>
+        </w:rPr>
+      </w:pPr>
+      <w:proofErr w:type="spellStart"/>
+      <w:r>
+        <w:rPr>
+          <w:lang w:val="en-SE"/>
+        </w:rPr>
+        <w:t>tf_score</w:t>
+      </w:r>
+      <w:proofErr w:type="spellEnd"/>
+      <w:r>
+        <w:rPr>
+          <w:lang w:val="en-SE"/>
+        </w:rPr>
+        <w:t xml:space="preserve"> = </w:t>
+      </w:r>
+      <w:proofErr w:type="gramStart"/>
+      <w:r>
+        <w:rPr>
+          <w:lang w:val="en-SE"/>
+        </w:rPr>
+        <w:t xml:space="preserve">mean( </w:t>
+      </w:r>
+      <w:proofErr w:type="spellStart"/>
+      <w:r>
+        <w:rPr>
+          <w:lang w:val="en-SE"/>
+        </w:rPr>
+        <w:t>TF</w:t>
+      </w:r>
+      <w:proofErr w:type="gramEnd"/>
+      <w:r>
+        <w:rPr>
+          <w:lang w:val="en-SE"/>
+        </w:rPr>
+        <w:t>_expression</w:t>
+      </w:r>
+      <w:proofErr w:type="spellEnd"/>
+      <w:r>
+        <w:rPr>
+          <w:lang w:val="en-SE"/>
+        </w:rPr>
+        <w:t xml:space="preserve"> for TFs whose motifs are present in the </w:t>
+      </w:r>
+      <w:proofErr w:type="gramStart"/>
+      <w:r>
+        <w:rPr>
+          <w:lang w:val="en-SE"/>
+        </w:rPr>
+        <w:t>peak )</w:t>
+      </w:r>
+      <w:proofErr w:type="gramEnd"/>
+    </w:p>
+    <w:p>
+      <w:pPr>
+        <w:rPr>
+          <w:lang w:val="en-SE"/>
+        </w:rPr>
+      </w:pPr>
+      <w:proofErr w:type="gramStart"/>
+      <w:r>
+        <w:rPr>
+          <w:lang w:val="en-SE"/>
+        </w:rPr>
+        <w:t>So</w:t>
+      </w:r>
+      <w:proofErr w:type="gramEnd"/>
+      <w:r>
+        <w:rPr>
+          <w:lang w:val="en-SE"/>
+        </w:rPr>
+        <w:t xml:space="preserve"> it combines:</w:t>
+      </w:r>
+    </w:p>
+    <w:p>
+      <w:pPr>
+        <w:numPr>
+          <w:ilvl w:val="0"/>
+          <w:numId w:val="23"/>
+        </w:numPr>
+        <w:rPr>
+          <w:lang w:val="en-SE"/>
+        </w:rPr>
+      </w:pPr>
+      <w:r>
+        <w:rPr>
+          <w:b/>
+          <w:bCs/>
+          <w:lang w:val="en-SE"/>
+        </w:rPr>
+        <w:t>motif presence</w:t>
+      </w:r>
+      <w:r>
+        <w:rPr>
+          <w:lang w:val="en-SE"/>
+        </w:rPr>
+        <w:t xml:space="preserve"> → selects which TFs matter </w:t>
+      </w:r>
+    </w:p>
+    <w:p>
+      <w:pPr>
+        <w:numPr>
+          <w:ilvl w:val="0"/>
+          <w:numId w:val="23"/>
+        </w:numPr>
+        <w:rPr>
+          <w:lang w:val="en-SE"/>
+        </w:rPr>
+      </w:pPr>
+      <w:r>
+        <w:rPr>
+          <w:b/>
+          <w:bCs/>
+          <w:lang w:val="en-SE"/>
+        </w:rPr>
+        <w:t>TF expression</w:t>
+      </w:r>
+      <w:r>
+        <w:rPr>
+          <w:lang w:val="en-SE"/>
+        </w:rPr>
+        <w:t xml:space="preserve"> → weights their relevance </w:t>
+      </w:r>
+    </w:p>
+    <w:p>
+      <w:pPr>
+        <w:rPr>
+          <w:lang w:val="en-SE"/>
+        </w:rPr>
+      </w:pPr>
+      <w:r>
+        <w:rPr>
+          <w:lang w:val="en-SE"/>
+        </w:rPr>
+        <w:pict w14:anchorId="00FBA7EA">
+          <v:rect id="_x0000_i1185" style="width:0;height:1.5pt" o:hralign="center" o:hrstd="t" o:hr="t" fillcolor="#a0a0a0" stroked="f"/>
+        </w:pict>
+      </w:r>
+    </w:p>
+    <w:p>
+      <w:pPr>
+        <w:rPr>
+          <w:b/>
+          <w:bCs/>
+          <w:lang w:val="en-SE"/>
+        </w:rPr>
+      </w:pPr>
+      <w:r>
+        <w:rPr>
+          <w:b/>
+          <w:bCs/>
+          <w:lang w:val="en-SE"/>
+        </w:rPr>
+        <w:t>What that means</w:t>
+      </w:r>
+    </w:p>
+    <w:p>
+      <w:pPr>
+        <w:numPr>
+          <w:ilvl w:val="0"/>
+          <w:numId w:val="24"/>
+        </w:numPr>
+        <w:rPr>
+          <w:lang w:val="en-SE"/>
+        </w:rPr>
+      </w:pPr>
+      <w:r>
+        <w:rPr>
+          <w:lang w:val="en-SE"/>
+        </w:rPr>
+        <w:t xml:space="preserve">No motif → </w:t>
+      </w:r>
+      <w:proofErr w:type="spellStart"/>
+      <w:r>
+        <w:rPr>
+          <w:lang w:val="en-SE"/>
+        </w:rPr>
+        <w:t>tf_score</w:t>
+      </w:r>
+      <w:proofErr w:type="spellEnd"/>
+      <w:r>
+        <w:rPr>
+          <w:lang w:val="en-SE"/>
+        </w:rPr>
+        <w:t xml:space="preserve"> = 0 </w:t>
+      </w:r>
+    </w:p>
+    <w:p>
+      <w:pPr>
+        <w:numPr>
+          <w:ilvl w:val="0"/>
+          <w:numId w:val="24"/>
+        </w:numPr>
+        <w:rPr>
+          <w:lang w:val="en-SE"/>
+        </w:rPr>
+      </w:pPr>
+      <w:r>
+        <w:rPr>
+          <w:lang w:val="en-SE"/>
+        </w:rPr>
+        <w:t xml:space="preserve">Motif present + TF low → small score </w:t>
+      </w:r>
+    </w:p>
+    <w:p>
+      <w:pPr>
+        <w:numPr>
+          <w:ilvl w:val="0"/>
+          <w:numId w:val="24"/>
+        </w:numPr>
+        <w:rPr>
+          <w:lang w:val="en-SE"/>
+        </w:rPr>
+      </w:pPr>
+      <w:r>
+        <w:rPr>
+          <w:lang w:val="en-SE"/>
+        </w:rPr>
+        <w:t xml:space="preserve">Motif present + TF high → high score </w:t>
+      </w:r>
+    </w:p>
+    <w:p>
+      <w:pPr>
+        <w:rPr>
+          <w:lang w:val="en-SE"/>
+        </w:rPr>
+      </w:pPr>
+      <w:r>
+        <w:rPr>
+          <w:rFonts w:ascii="Segoe UI Emoji" w:hAnsi="Segoe UI Emoji" w:cs="Segoe UI Emoji"/>
+          <w:lang w:val="en-SE"/>
+        </w:rPr>
+        <w:t>👉</w:t>
+      </w:r>
+      <w:r>
+        <w:rPr>
+          <w:lang w:val="en-SE"/>
+        </w:rPr>
+        <w:t xml:space="preserve"> motif is acting as a </w:t>
+      </w:r>
+      <w:r>
+        <w:rPr>
+          <w:b/>
+          <w:bCs/>
+          <w:lang w:val="en-SE"/>
+        </w:rPr>
+        <w:t>gate</w:t>
+      </w:r>
+      <w:r>
+        <w:rPr>
+          <w:lang w:val="en-SE"/>
+        </w:rPr>
+        <w:t>, not a signal itself</w:t>
+      </w:r>
+    </w:p>
+    <w:p>
+      <w:pPr>
+        <w:rPr>
+          <w:lang w:val="en-SE"/>
+        </w:rPr>
+      </w:pPr>
+      <w:r>
+        <w:rPr>
+          <w:lang w:val="en-SE"/>
+        </w:rPr>
+        <w:pict w14:anchorId="51656E5C">
+          <v:rect id="_x0000_i1186" style="width:0;height:1.5pt" o:hralign="center" o:hrstd="t" o:hr="t" fillcolor="#a0a0a0" stroked="f"/>
+        </w:pict>
+      </w:r>
+    </w:p>
+    <w:p>
+      <w:pPr>
+        <w:rPr>
+          <w:b/>
+          <w:bCs/>
+          <w:lang w:val="en-SE"/>
+        </w:rPr>
+      </w:pPr>
+      <w:r>
+        <w:rPr>
+          <w:b/>
+          <w:bCs/>
+          <w:lang w:val="en-SE"/>
+        </w:rPr>
+        <w:lastRenderedPageBreak/>
+        <w:t>Important implication</w:t>
+      </w:r>
+    </w:p>
+    <w:p>
+      <w:pPr>
+        <w:rPr>
+          <w:lang w:val="en-SE"/>
+        </w:rPr>
+      </w:pPr>
+      <w:r>
+        <w:rPr>
+          <w:lang w:val="en-SE"/>
+        </w:rPr>
+        <w:t xml:space="preserve">You are </w:t>
+      </w:r>
+      <w:r>
+        <w:rPr>
+          <w:b/>
+          <w:bCs/>
+          <w:lang w:val="en-SE"/>
+        </w:rPr>
+        <w:t>NOT using motif strength</w:t>
+      </w:r>
+      <w:r>
+        <w:rPr>
+          <w:lang w:val="en-SE"/>
+        </w:rPr>
+        <w:t>, only:</w:t>
+      </w:r>
+    </w:p>
+    <w:p>
+      <w:pPr>
+        <w:rPr>
+          <w:lang w:val="en-SE"/>
+        </w:rPr>
+      </w:pPr>
+      <w:r>
+        <w:rPr>
+          <w:rFonts w:ascii="Segoe UI Emoji" w:hAnsi="Segoe UI Emoji" w:cs="Segoe UI Emoji"/>
+          <w:lang w:val="en-SE"/>
+        </w:rPr>
+        <w:t>👉</w:t>
+      </w:r>
+      <w:r>
+        <w:rPr>
+          <w:lang w:val="en-SE"/>
+        </w:rPr>
+        <w:t xml:space="preserve"> binary:</w:t>
+      </w:r>
+    </w:p>
+    <w:p>
+      <w:pPr>
+        <w:numPr>
+          <w:ilvl w:val="0"/>
+          <w:numId w:val="25"/>
+        </w:numPr>
+        <w:rPr>
+          <w:lang w:val="en-SE"/>
+        </w:rPr>
+      </w:pPr>
+      <w:r>
+        <w:rPr>
+          <w:lang w:val="en-SE"/>
+        </w:rPr>
+        <w:t xml:space="preserve">hit / no hit </w:t>
+      </w:r>
+    </w:p>
+    <w:p>
+      <w:pPr>
+        <w:rPr>
+          <w:lang w:val="en-SE"/>
+        </w:rPr>
+      </w:pPr>
+      <w:r>
+        <w:rPr>
+          <w:lang w:val="en-SE"/>
+        </w:rPr>
+        <w:pict w14:anchorId="3B479BA9">
+          <v:rect id="_x0000_i1187" style="width:0;height:1.5pt" o:hralign="center" o:hrstd="t" o:hr="t" fillcolor="#a0a0a0" stroked="f"/>
+        </w:pict>
+      </w:r>
+    </w:p>
+    <w:p>
+      <w:pPr>
+        <w:rPr>
+          <w:b/>
+          <w:bCs/>
+          <w:lang w:val="en-SE"/>
+        </w:rPr>
+      </w:pPr>
+      <w:r>
+        <w:rPr>
+          <w:b/>
+          <w:bCs/>
+          <w:lang w:val="en-SE"/>
+        </w:rPr>
+        <w:t>If you want more precision (optional)</w:t>
+      </w:r>
+    </w:p>
+    <w:p>
+      <w:pPr>
+        <w:rPr>
+          <w:lang w:val="en-SE"/>
+        </w:rPr>
+      </w:pPr>
+      <w:r>
+        <w:rPr>
+          <w:lang w:val="en-SE"/>
+        </w:rPr>
+        <w:t>Right now:</w:t>
+      </w:r>
+    </w:p>
+    <w:p>
+      <w:pPr>
+        <w:rPr>
+          <w:lang w:val="en-SE"/>
+        </w:rPr>
+      </w:pPr>
+      <w:proofErr w:type="spellStart"/>
+      <w:r>
+        <w:rPr>
+          <w:lang w:val="en-SE"/>
+        </w:rPr>
+        <w:t>hit_row</w:t>
+      </w:r>
+      <w:proofErr w:type="spellEnd"/>
+      <w:r>
+        <w:rPr>
+          <w:lang w:val="en-SE"/>
+        </w:rPr>
+        <w:t xml:space="preserve"> (0/1)</w:t>
+      </w:r>
+    </w:p>
+    <w:p>
+      <w:pPr>
+        <w:rPr>
+          <w:lang w:val="en-SE"/>
+        </w:rPr>
+      </w:pPr>
+      <w:r>
+        <w:rPr>
+          <w:lang w:val="en-SE"/>
+        </w:rPr>
+        <w:t>Better version:</w:t>
+      </w:r>
+    </w:p>
+    <w:p>
+      <w:pPr>
+        <w:rPr>
+          <w:lang w:val="en-SE"/>
+        </w:rPr>
+      </w:pPr>
+      <w:r>
+        <w:rPr>
+          <w:lang w:val="en-SE"/>
+        </w:rPr>
+        <w:t>use motif scores (PWM match strength)</w:t>
+      </w:r>
+    </w:p>
+    <w:p>
+      <w:pPr>
+        <w:rPr>
+          <w:lang w:val="en-SE"/>
+        </w:rPr>
+      </w:pPr>
+      <w:r>
+        <w:rPr>
+          <w:lang w:val="en-SE"/>
+        </w:rPr>
+        <w:t>But:</w:t>
+      </w:r>
+      <w:r>
+        <w:rPr>
+          <w:lang w:val="en-SE"/>
+        </w:rPr>
+        <w:br/>
+      </w:r>
+      <w:r>
+        <w:rPr>
+          <w:rFonts w:ascii="Segoe UI Emoji" w:hAnsi="Segoe UI Emoji" w:cs="Segoe UI Emoji"/>
+          <w:lang w:val="en-SE"/>
+        </w:rPr>
+        <w:t>👉</w:t>
+      </w:r>
+      <w:r>
+        <w:rPr>
+          <w:lang w:val="en-SE"/>
+        </w:rPr>
+        <w:t xml:space="preserve"> </w:t>
+      </w:r>
+      <w:r>
+        <w:rPr>
+          <w:b/>
+          <w:bCs/>
+          <w:lang w:val="en-SE"/>
+        </w:rPr>
+        <w:t>SKIP this for now</w:t>
+      </w:r>
+      <w:r>
+        <w:rPr>
+          <w:lang w:val="en-SE"/>
+        </w:rPr>
+        <w:t xml:space="preserve"> — adds complexity, low immediate gain</w:t>
+      </w:r>
+    </w:p>
+    <w:p>
+      <w:pPr>
+        <w:rPr>
+          <w:lang w:val="en-SE"/>
+        </w:rPr>
+      </w:pPr>
+      <w:r>
+        <w:rPr>
+          <w:lang w:val="en-SE"/>
+        </w:rPr>
+        <w:pict w14:anchorId="452B7856">
+          <v:rect id="_x0000_i1188" style="width:0;height:1.5pt" o:hralign="center" o:hrstd="t" o:hr="t" fillcolor="#a0a0a0" stroked="f"/>
+        </w:pict>
+      </w:r>
+    </w:p>
+    <w:p>
+      <w:pPr>
+        <w:rPr>
+          <w:b/>
+          <w:bCs/>
+          <w:lang w:val="en-SE"/>
+        </w:rPr>
+      </w:pPr>
+      <w:r>
+        <w:rPr>
+          <w:b/>
+          <w:bCs/>
+          <w:lang w:val="en-SE"/>
+        </w:rPr>
+        <w:t>Current model (clean interpretation)</w:t>
+      </w:r>
+    </w:p>
+    <w:p>
+      <w:pPr>
+        <w:rPr>
+          <w:lang w:val="en-SE"/>
+        </w:rPr>
+      </w:pPr>
+      <w:r>
+        <w:rPr>
+          <w:lang w:val="en-SE"/>
+        </w:rPr>
+        <w:t>final =</w:t>
+      </w:r>
+      <w:r>
+        <w:rPr>
+          <w:lang w:val="en-SE"/>
+        </w:rPr>
+        <w:br/>
+        <w:t xml:space="preserve">  co-activation</w:t>
+      </w:r>
+      <w:r>
+        <w:rPr>
+          <w:lang w:val="en-SE"/>
+        </w:rPr>
+        <w:br/>
+        <w:t xml:space="preserve">  × distance</w:t>
+      </w:r>
+      <w:r>
+        <w:rPr>
+          <w:lang w:val="en-SE"/>
+        </w:rPr>
+        <w:br/>
+        <w:t xml:space="preserve">  × TF activity (filtered by motif presence)</w:t>
+      </w:r>
+    </w:p>
+    <w:p>
+      <w:pPr>
+        <w:rPr>
+          <w:lang w:val="en-SE"/>
+        </w:rPr>
+      </w:pPr>
+      <w:r>
+        <w:rPr>
+          <w:lang w:val="en-SE"/>
+        </w:rPr>
+        <w:pict w14:anchorId="2FB46232">
+          <v:rect id="_x0000_i1189" style="width:0;height:1.5pt" o:hralign="center" o:hrstd="t" o:hr="t" fillcolor="#a0a0a0" stroked="f"/>
+        </w:pict>
+      </w:r>
+    </w:p>
+    <w:p>
+      <w:pPr>
+        <w:rPr>
+          <w:b/>
+          <w:bCs/>
+          <w:lang w:val="en-SE"/>
+        </w:rPr>
+      </w:pPr>
+      <w:r>
+        <w:rPr>
+          <w:b/>
+          <w:bCs/>
+          <w:lang w:val="en-SE"/>
+        </w:rPr>
+        <w:t>One-line</w:t>
+      </w:r>
+    </w:p>
+    <w:p>
+      <w:pPr>
+        <w:rPr>
+          <w:lang w:val="en-SE"/>
+        </w:rPr>
+      </w:pPr>
+      <w:r>
+        <w:rPr>
+          <w:rFonts w:ascii="Segoe UI Emoji" w:hAnsi="Segoe UI Emoji" w:cs="Segoe UI Emoji"/>
+          <w:lang w:val="en-SE"/>
+        </w:rPr>
+        <w:t>👉</w:t>
+      </w:r>
+      <w:r>
+        <w:rPr>
+          <w:lang w:val="en-SE"/>
+        </w:rPr>
+        <w:t xml:space="preserve"> Motif decides </w:t>
+      </w:r>
+      <w:r>
+        <w:rPr>
+          <w:i/>
+          <w:iCs/>
+          <w:lang w:val="en-SE"/>
+        </w:rPr>
+        <w:t>which TFs count</w:t>
+      </w:r>
+      <w:r>
+        <w:rPr>
+          <w:lang w:val="en-SE"/>
+        </w:rPr>
+        <w:t xml:space="preserve">; TF expression decides </w:t>
+      </w:r>
+      <w:r>
+        <w:rPr>
+          <w:i/>
+          <w:iCs/>
+          <w:lang w:val="en-SE"/>
+        </w:rPr>
+        <w:t>how much they matter</w:t>
+      </w:r>
+      <w:r>
+        <w:rPr>
+          <w:lang w:val="en-SE"/>
+        </w:rPr>
+        <w:t>.</w:t>
+      </w:r>
+    </w:p>
+    <w:p>
+      <w:pPr>
+        <w:rPr>
+          <w:lang w:val="en-SE"/>
+        </w:rPr>
+      </w:pPr>
+      <w:r>
+        <w:rPr>
+          <w:lang w:val="en-SE"/>
+        </w:rPr>
+        <w:t xml:space="preserve">I HAVE THE FUCKING CONTINUOUS MOTIF WHY ARE YOU STUCK WITH THAT FUCKING BINARY MOTIF </w:t>
+      </w:r>
+    </w:p>
+    <w:p>
+      <w:pPr>
+        <w:rPr>
+          <w:lang w:val="en-SE"/>
+        </w:rPr>
+      </w:pPr>
+      <w:r>
+        <w:rPr>
+          <w:lang w:val="en-SE"/>
+        </w:rPr>
+        <w:t>Good — then use it properly. Stop collapsing it.</w:t>
+      </w:r>
+    </w:p>
+    <w:p>
+      <w:pPr>
+        <w:rPr>
+          <w:lang w:val="en-SE"/>
+        </w:rPr>
+      </w:pPr>
+      <w:r>
+        <w:rPr>
+          <w:lang w:val="en-SE"/>
+        </w:rPr>
+        <w:t xml:space="preserve">Right </w:t>
+      </w:r>
+      <w:proofErr w:type="gramStart"/>
+      <w:r>
+        <w:rPr>
+          <w:lang w:val="en-SE"/>
+        </w:rPr>
+        <w:t>now</w:t>
+      </w:r>
+      <w:proofErr w:type="gramEnd"/>
+      <w:r>
+        <w:rPr>
+          <w:lang w:val="en-SE"/>
+        </w:rPr>
+        <w:t xml:space="preserve"> you’re wasting signal by turning rich motif scores into counts/means.</w:t>
+      </w:r>
+    </w:p>
+    <w:p>
+      <w:pPr>
+        <w:rPr>
+          <w:lang w:val="en-SE"/>
+        </w:rPr>
+      </w:pPr>
+      <w:r>
+        <w:rPr>
+          <w:lang w:val="en-SE"/>
+        </w:rPr>
+        <w:pict w14:anchorId="3627E1AB">
+          <v:rect id="_x0000_i1190" style="width:0;height:1.5pt" o:hralign="center" o:hrstd="t" o:hr="t" fillcolor="#a0a0a0" stroked="f"/>
+        </w:pict>
+      </w:r>
+    </w:p>
+    <w:p>
+      <w:pPr>
+        <w:rPr>
+          <w:b/>
+          <w:bCs/>
+          <w:lang w:val="en-SE"/>
+        </w:rPr>
+      </w:pPr>
+      <w:r>
+        <w:rPr>
+          <w:b/>
+          <w:bCs/>
+          <w:lang w:val="en-SE"/>
+        </w:rPr>
+        <w:t>What you should do (clean version)</w:t>
+      </w:r>
+    </w:p>
+    <w:p>
+      <w:pPr>
+        <w:rPr>
+          <w:lang w:val="en-SE"/>
+        </w:rPr>
+      </w:pPr>
+      <w:r>
+        <w:rPr>
+          <w:rFonts w:ascii="Segoe UI Emoji" w:hAnsi="Segoe UI Emoji" w:cs="Segoe UI Emoji"/>
+          <w:lang w:val="en-SE"/>
+        </w:rPr>
+        <w:t>👉</w:t>
+      </w:r>
+      <w:r>
+        <w:rPr>
+          <w:lang w:val="en-SE"/>
+        </w:rPr>
+        <w:t xml:space="preserve"> </w:t>
+      </w:r>
+      <w:r>
+        <w:rPr>
+          <w:b/>
+          <w:bCs/>
+          <w:lang w:val="en-SE"/>
+        </w:rPr>
+        <w:t>Use weighted TF activity per peak</w:t>
+      </w:r>
+    </w:p>
+    <w:p>
+      <w:pPr>
+        <w:rPr>
+          <w:lang w:val="en-SE"/>
+        </w:rPr>
+      </w:pPr>
+      <w:r>
+        <w:rPr>
+          <w:lang w:val="en-SE"/>
+        </w:rPr>
+        <w:t>Instead of:</w:t>
+      </w:r>
+    </w:p>
+    <w:p>
+      <w:pPr>
+        <w:numPr>
+          <w:ilvl w:val="0"/>
+          <w:numId w:val="26"/>
+        </w:numPr>
+        <w:rPr>
+          <w:lang w:val="en-SE"/>
+        </w:rPr>
+      </w:pPr>
+      <w:r>
+        <w:rPr>
+          <w:lang w:val="en-SE"/>
+        </w:rPr>
+        <w:lastRenderedPageBreak/>
+        <w:t xml:space="preserve">binary hits </w:t>
+      </w:r>
+    </w:p>
+    <w:p>
+      <w:pPr>
+        <w:numPr>
+          <w:ilvl w:val="0"/>
+          <w:numId w:val="26"/>
+        </w:numPr>
+        <w:rPr>
+          <w:lang w:val="en-SE"/>
+        </w:rPr>
+      </w:pPr>
+      <w:r>
+        <w:rPr>
+          <w:lang w:val="en-SE"/>
+        </w:rPr>
+        <w:t xml:space="preserve">counts </w:t>
+      </w:r>
+    </w:p>
+    <w:p>
+      <w:pPr>
+        <w:numPr>
+          <w:ilvl w:val="0"/>
+          <w:numId w:val="26"/>
+        </w:numPr>
+        <w:rPr>
+          <w:lang w:val="en-SE"/>
+        </w:rPr>
+      </w:pPr>
+      <w:r>
+        <w:rPr>
+          <w:lang w:val="en-SE"/>
+        </w:rPr>
+        <w:t xml:space="preserve">top names </w:t>
+      </w:r>
+    </w:p>
+    <w:p>
+      <w:pPr>
+        <w:rPr>
+          <w:lang w:val="en-SE"/>
+        </w:rPr>
+      </w:pPr>
+      <w:r>
+        <w:rPr>
+          <w:lang w:val="en-SE"/>
+        </w:rPr>
+        <w:t>Use:</w:t>
+      </w:r>
+    </w:p>
+    <w:p>
+      <w:pPr>
+        <w:rPr>
+          <w:lang w:val="en-SE"/>
+        </w:rPr>
+      </w:pPr>
+      <w:r>
+        <w:rPr>
+          <w:b/>
+          <w:bCs/>
+          <w:lang w:val="en-SE"/>
+        </w:rPr>
+        <w:t>motif strength × TF expression</w:t>
+      </w:r>
+    </w:p>
+    <w:p>
+      <w:pPr>
+        <w:rPr>
+          <w:lang w:val="en-SE"/>
+        </w:rPr>
+      </w:pPr>
+      <w:r>
+        <w:rPr>
+          <w:lang w:val="en-SE"/>
+        </w:rPr>
+        <w:pict w14:anchorId="33093E3B">
+          <v:rect id="_x0000_i1191" style="width:0;height:1.5pt" o:hralign="center" o:hrstd="t" o:hr="t" fillcolor="#a0a0a0" stroked="f"/>
+        </w:pict>
+      </w:r>
+    </w:p>
+    <w:p>
+      <w:pPr>
+        <w:rPr>
+          <w:b/>
+          <w:bCs/>
+          <w:lang w:val="en-SE"/>
+        </w:rPr>
+      </w:pPr>
+      <w:r>
+        <w:rPr>
+          <w:b/>
+          <w:bCs/>
+          <w:lang w:val="en-SE"/>
+        </w:rPr>
+        <w:t>Correct formula</w:t>
+      </w:r>
+    </w:p>
+    <w:p>
+      <w:pPr>
+        <w:rPr>
+          <w:lang w:val="en-SE"/>
+        </w:rPr>
+      </w:pPr>
+      <w:r>
+        <w:rPr>
+          <w:lang w:val="en-SE"/>
+        </w:rPr>
+        <w:t>For each peak:</w:t>
+      </w:r>
+    </w:p>
+    <w:p>
+      <w:pPr>
+        <w:rPr>
+          <w:lang w:val="en-SE"/>
+        </w:rPr>
+      </w:pPr>
+      <w:proofErr w:type="spellStart"/>
+      <w:r>
+        <w:rPr>
+          <w:lang w:val="en-SE"/>
+        </w:rPr>
+        <w:t>tf_score</w:t>
+      </w:r>
+      <w:proofErr w:type="spellEnd"/>
+      <w:r>
+        <w:rPr>
+          <w:lang w:val="en-SE"/>
+        </w:rPr>
+        <w:t xml:space="preserve"> = </w:t>
+      </w:r>
+      <w:proofErr w:type="gramStart"/>
+      <w:r>
+        <w:rPr>
+          <w:lang w:val="en-SE"/>
+        </w:rPr>
+        <w:t xml:space="preserve">sum( </w:t>
+      </w:r>
+      <w:proofErr w:type="spellStart"/>
+      <w:r>
+        <w:rPr>
+          <w:lang w:val="en-SE"/>
+        </w:rPr>
+        <w:t>motif</w:t>
+      </w:r>
+      <w:proofErr w:type="gramEnd"/>
+      <w:r>
+        <w:rPr>
+          <w:lang w:val="en-SE"/>
+        </w:rPr>
+        <w:t>_score_peak_TF</w:t>
+      </w:r>
+      <w:proofErr w:type="spellEnd"/>
+      <w:r>
+        <w:rPr>
+          <w:lang w:val="en-SE"/>
+        </w:rPr>
+        <w:t xml:space="preserve"> * </w:t>
+      </w:r>
+      <w:proofErr w:type="spellStart"/>
+      <w:r>
+        <w:rPr>
+          <w:lang w:val="en-SE"/>
+        </w:rPr>
+        <w:t>TF_expression_</w:t>
+      </w:r>
+      <w:proofErr w:type="gramStart"/>
+      <w:r>
+        <w:rPr>
+          <w:lang w:val="en-SE"/>
+        </w:rPr>
+        <w:t>TF</w:t>
+      </w:r>
+      <w:proofErr w:type="spellEnd"/>
+      <w:r>
+        <w:rPr>
+          <w:lang w:val="en-SE"/>
+        </w:rPr>
+        <w:t xml:space="preserve"> )</w:t>
+      </w:r>
+      <w:proofErr w:type="gramEnd"/>
+    </w:p>
+    <w:p>
+      <w:pPr>
+        <w:rPr>
+          <w:lang w:val="en-SE"/>
+        </w:rPr>
+      </w:pPr>
+      <w:r>
+        <w:rPr>
+          <w:lang w:val="en-SE"/>
+        </w:rPr>
+        <w:pict w14:anchorId="04A52080">
+          <v:rect id="_x0000_i1192" style="width:0;height:1.5pt" o:hralign="center" o:hrstd="t" o:hr="t" fillcolor="#a0a0a0" stroked="f"/>
+        </w:pict>
+      </w:r>
+    </w:p>
+    <w:p>
+      <w:pPr>
+        <w:rPr>
+          <w:b/>
+          <w:bCs/>
+          <w:lang w:val="en-SE"/>
+        </w:rPr>
+      </w:pPr>
+      <w:r>
+        <w:rPr>
+          <w:b/>
+          <w:bCs/>
+          <w:lang w:val="en-SE"/>
+        </w:rPr>
+        <w:t>Implementation (direct)</w:t>
+      </w:r>
+    </w:p>
+    <w:p>
+      <w:pPr>
+        <w:rPr>
+          <w:b/>
+          <w:bCs/>
+          <w:lang w:val="en-SE"/>
+        </w:rPr>
+      </w:pPr>
+      <w:r>
+        <w:rPr>
+          <w:b/>
+          <w:bCs/>
+          <w:lang w:val="en-SE"/>
+        </w:rPr>
+        <w:t>1. Get continuous motif scores</w:t>
+      </w:r>
+    </w:p>
+    <w:p>
+      <w:pPr>
+        <w:rPr>
+          <w:lang w:val="en-SE"/>
+        </w:rPr>
+      </w:pPr>
+      <w:r>
+        <w:rPr>
+          <w:lang w:val="en-SE"/>
+        </w:rPr>
+        <w:t>You need:</w:t>
+      </w:r>
+    </w:p>
+    <w:p>
+      <w:pPr>
+        <w:rPr>
+          <w:lang w:val="en-SE"/>
+        </w:rPr>
+      </w:pPr>
+      <w:proofErr w:type="spellStart"/>
+      <w:r>
+        <w:rPr>
+          <w:lang w:val="en-SE"/>
+        </w:rPr>
+        <w:t>motif_scores</w:t>
+      </w:r>
+      <w:proofErr w:type="spellEnd"/>
+      <w:r>
+        <w:rPr>
+          <w:lang w:val="en-SE"/>
+        </w:rPr>
+        <w:t xml:space="preserve"> &lt;- </w:t>
+      </w:r>
+      <w:proofErr w:type="spellStart"/>
+      <w:r>
+        <w:rPr>
+          <w:lang w:val="en-SE"/>
+        </w:rPr>
+        <w:t>motifScores</w:t>
+      </w:r>
+      <w:proofErr w:type="spellEnd"/>
+      <w:r>
+        <w:rPr>
+          <w:lang w:val="en-SE"/>
+        </w:rPr>
+        <w:t>(</w:t>
+      </w:r>
+      <w:proofErr w:type="spellStart"/>
+      <w:r>
+        <w:rPr>
+          <w:lang w:val="en-SE"/>
+        </w:rPr>
+        <w:t>motif_matches</w:t>
+      </w:r>
+      <w:proofErr w:type="spellEnd"/>
+      <w:r>
+        <w:rPr>
+          <w:lang w:val="en-SE"/>
+        </w:rPr>
+        <w:t>)</w:t>
+      </w:r>
+    </w:p>
+    <w:p>
+      <w:pPr>
+        <w:rPr>
+          <w:lang w:val="en-SE"/>
+        </w:rPr>
+      </w:pPr>
+      <w:r>
+        <w:rPr>
+          <w:lang w:val="en-SE"/>
+        </w:rPr>
+        <w:t xml:space="preserve">(not </w:t>
+      </w:r>
+      <w:proofErr w:type="spellStart"/>
+      <w:r>
+        <w:rPr>
+          <w:lang w:val="en-SE"/>
+        </w:rPr>
+        <w:t>motifMatches</w:t>
+      </w:r>
+      <w:proofErr w:type="spellEnd"/>
+      <w:r>
+        <w:rPr>
+          <w:lang w:val="en-SE"/>
+        </w:rPr>
+        <w:t>)</w:t>
+      </w:r>
+    </w:p>
+    <w:p>
+      <w:pPr>
+        <w:rPr>
+          <w:lang w:val="en-SE"/>
+        </w:rPr>
+      </w:pPr>
+      <w:r>
+        <w:rPr>
+          <w:lang w:val="en-SE"/>
+        </w:rPr>
+        <w:pict w14:anchorId="4DDC716B">
+          <v:rect id="_x0000_i1193" style="width:0;height:1.5pt" o:hralign="center" o:hrstd="t" o:hr="t" fillcolor="#a0a0a0" stroked="f"/>
+        </w:pict>
+      </w:r>
+    </w:p>
+    <w:p>
+      <w:pPr>
+        <w:rPr>
+          <w:b/>
+          <w:bCs/>
+          <w:lang w:val="en-SE"/>
+        </w:rPr>
+      </w:pPr>
+      <w:r>
+        <w:rPr>
+          <w:b/>
+          <w:bCs/>
+          <w:lang w:val="en-SE"/>
+        </w:rPr>
+        <w:t>2. Align TF expression</w:t>
+      </w:r>
+    </w:p>
+    <w:p>
+      <w:pPr>
+        <w:rPr>
+          <w:lang w:val="en-SE"/>
+        </w:rPr>
+      </w:pPr>
+      <w:proofErr w:type="spellStart"/>
+      <w:r>
+        <w:rPr>
+          <w:lang w:val="en-SE"/>
+        </w:rPr>
+        <w:t>tf_expr</w:t>
+      </w:r>
+      <w:proofErr w:type="spellEnd"/>
+      <w:r>
+        <w:rPr>
+          <w:lang w:val="en-SE"/>
+        </w:rPr>
+        <w:t xml:space="preserve"> &lt;- </w:t>
+      </w:r>
+      <w:proofErr w:type="spellStart"/>
+      <w:proofErr w:type="gramStart"/>
+      <w:r>
+        <w:rPr>
+          <w:lang w:val="en-SE"/>
+        </w:rPr>
+        <w:t>rowMeans</w:t>
+      </w:r>
+      <w:proofErr w:type="spellEnd"/>
+      <w:r>
+        <w:rPr>
+          <w:lang w:val="en-SE"/>
+        </w:rPr>
+        <w:t>(</w:t>
+      </w:r>
+      <w:proofErr w:type="spellStart"/>
+      <w:proofErr w:type="gramEnd"/>
+      <w:r>
+        <w:rPr>
+          <w:lang w:val="en-SE"/>
+        </w:rPr>
+        <w:t>rna_mat</w:t>
+      </w:r>
+      <w:proofErr w:type="spellEnd"/>
+      <w:r>
+        <w:rPr>
+          <w:lang w:val="en-SE"/>
+        </w:rPr>
+        <w:t>, na.rm = TRUE)</w:t>
+      </w:r>
+      <w:r>
+        <w:rPr>
+          <w:lang w:val="en-SE"/>
+        </w:rPr>
+        <w:br/>
+      </w:r>
+      <w:proofErr w:type="spellStart"/>
+      <w:r>
+        <w:rPr>
+          <w:lang w:val="en-SE"/>
+        </w:rPr>
+        <w:t>tf_expr</w:t>
+      </w:r>
+      <w:proofErr w:type="spellEnd"/>
+      <w:r>
+        <w:rPr>
+          <w:lang w:val="en-SE"/>
+        </w:rPr>
+        <w:t xml:space="preserve"> &lt;- </w:t>
+      </w:r>
+      <w:proofErr w:type="spellStart"/>
+      <w:r>
+        <w:rPr>
+          <w:lang w:val="en-SE"/>
+        </w:rPr>
+        <w:t>tf_expr</w:t>
+      </w:r>
+      <w:proofErr w:type="spellEnd"/>
+      <w:r>
+        <w:rPr>
+          <w:lang w:val="en-SE"/>
+        </w:rPr>
+        <w:t>[</w:t>
+      </w:r>
+      <w:proofErr w:type="spellStart"/>
+      <w:r>
+        <w:rPr>
+          <w:lang w:val="en-SE"/>
+        </w:rPr>
+        <w:t>motif_names</w:t>
+      </w:r>
+      <w:proofErr w:type="spellEnd"/>
+      <w:r>
+        <w:rPr>
+          <w:lang w:val="en-SE"/>
+        </w:rPr>
+        <w:t>]</w:t>
+      </w:r>
+      <w:r>
+        <w:rPr>
+          <w:lang w:val="en-SE"/>
+        </w:rPr>
+        <w:br/>
+      </w:r>
+      <w:proofErr w:type="spellStart"/>
+      <w:r>
+        <w:rPr>
+          <w:lang w:val="en-SE"/>
+        </w:rPr>
+        <w:t>tf_expr</w:t>
+      </w:r>
+      <w:proofErr w:type="spellEnd"/>
+      <w:r>
+        <w:rPr>
+          <w:lang w:val="en-SE"/>
+        </w:rPr>
+        <w:t>[is.na(</w:t>
+      </w:r>
+      <w:proofErr w:type="spellStart"/>
+      <w:r>
+        <w:rPr>
+          <w:lang w:val="en-SE"/>
+        </w:rPr>
+        <w:t>tf_expr</w:t>
+      </w:r>
+      <w:proofErr w:type="spellEnd"/>
+      <w:r>
+        <w:rPr>
+          <w:lang w:val="en-SE"/>
+        </w:rPr>
+        <w:t>)] &lt;- 0</w:t>
+      </w:r>
+    </w:p>
+    <w:p>
+      <w:pPr>
+        <w:rPr>
+          <w:lang w:val="en-SE"/>
+        </w:rPr>
+      </w:pPr>
+      <w:r>
+        <w:rPr>
+          <w:lang w:val="en-SE"/>
+        </w:rPr>
+        <w:pict w14:anchorId="1CF7E213">
+          <v:rect id="_x0000_i1194" style="width:0;height:1.5pt" o:hralign="center" o:hrstd="t" o:hr="t" fillcolor="#a0a0a0" stroked="f"/>
+        </w:pict>
+      </w:r>
+    </w:p>
+    <w:p>
+      <w:pPr>
+        <w:rPr>
+          <w:b/>
+          <w:bCs/>
+          <w:lang w:val="en-SE"/>
+        </w:rPr>
+      </w:pPr>
+      <w:r>
+        <w:rPr>
+          <w:b/>
+          <w:bCs/>
+          <w:lang w:val="en-SE"/>
+        </w:rPr>
+        <w:t>3. Compute weighted TF score</w:t>
+      </w:r>
+    </w:p>
+    <w:p>
+      <w:pPr>
+        <w:rPr>
+          <w:lang w:val="en-SE"/>
+        </w:rPr>
+      </w:pPr>
+      <w:proofErr w:type="spellStart"/>
+      <w:r>
+        <w:rPr>
+          <w:lang w:val="en-SE"/>
+        </w:rPr>
+        <w:t>tf_score</w:t>
+      </w:r>
+      <w:proofErr w:type="spellEnd"/>
+      <w:r>
+        <w:rPr>
+          <w:lang w:val="en-SE"/>
+        </w:rPr>
+        <w:t xml:space="preserve"> &lt;- </w:t>
+      </w:r>
+      <w:proofErr w:type="spellStart"/>
+      <w:proofErr w:type="gramStart"/>
+      <w:r>
+        <w:rPr>
+          <w:lang w:val="en-SE"/>
+        </w:rPr>
+        <w:t>as.numeric</w:t>
+      </w:r>
+      <w:proofErr w:type="spellEnd"/>
+      <w:proofErr w:type="gramEnd"/>
+      <w:r>
+        <w:rPr>
+          <w:lang w:val="en-SE"/>
+        </w:rPr>
+        <w:t>(</w:t>
+      </w:r>
+      <w:proofErr w:type="spellStart"/>
+      <w:r>
+        <w:rPr>
+          <w:lang w:val="en-SE"/>
+        </w:rPr>
+        <w:t>motif_scores</w:t>
+      </w:r>
+      <w:proofErr w:type="spellEnd"/>
+      <w:r>
+        <w:rPr>
+          <w:lang w:val="en-SE"/>
+        </w:rPr>
+        <w:t xml:space="preserve"> %*% </w:t>
+      </w:r>
+      <w:proofErr w:type="spellStart"/>
+      <w:r>
+        <w:rPr>
+          <w:lang w:val="en-SE"/>
+        </w:rPr>
+        <w:t>tf_expr</w:t>
+      </w:r>
+      <w:proofErr w:type="spellEnd"/>
+      <w:r>
+        <w:rPr>
+          <w:lang w:val="en-SE"/>
+        </w:rPr>
+        <w:t>)</w:t>
+      </w:r>
+    </w:p>
+    <w:p>
+      <w:pPr>
+        <w:rPr>
+          <w:lang w:val="en-SE"/>
+        </w:rPr>
+      </w:pPr>
+      <w:r>
+        <w:rPr>
+          <w:rFonts w:ascii="Segoe UI Emoji" w:hAnsi="Segoe UI Emoji" w:cs="Segoe UI Emoji"/>
+          <w:lang w:val="en-SE"/>
+        </w:rPr>
+        <w:t>👉</w:t>
+      </w:r>
+      <w:r>
+        <w:rPr>
+          <w:lang w:val="en-SE"/>
+        </w:rPr>
+        <w:t xml:space="preserve"> this is vectorized and fast</w:t>
+      </w:r>
+    </w:p>
+    <w:p>
+      <w:pPr>
+        <w:rPr>
+          <w:lang w:val="en-SE"/>
+        </w:rPr>
+      </w:pPr>
+      <w:r>
+        <w:rPr>
+          <w:lang w:val="en-SE"/>
+        </w:rPr>
+        <w:pict w14:anchorId="6CA8C253">
+          <v:rect id="_x0000_i1195" style="width:0;height:1.5pt" o:hralign="center" o:hrstd="t" o:hr="t" fillcolor="#a0a0a0" stroked="f"/>
+        </w:pict>
+      </w:r>
+    </w:p>
+    <w:p>
+      <w:pPr>
+        <w:rPr>
+          <w:b/>
+          <w:bCs/>
+          <w:lang w:val="en-SE"/>
+        </w:rPr>
+      </w:pPr>
+      <w:r>
+        <w:rPr>
+          <w:b/>
+          <w:bCs/>
+          <w:lang w:val="en-SE"/>
+        </w:rPr>
+        <w:t>4. Normalize (important)</w:t>
+      </w:r>
+    </w:p>
+    <w:p>
+      <w:pPr>
+        <w:rPr>
+          <w:lang w:val="en-SE"/>
+        </w:rPr>
+      </w:pPr>
+      <w:proofErr w:type="spellStart"/>
+      <w:r>
+        <w:rPr>
+          <w:lang w:val="en-SE"/>
+        </w:rPr>
+        <w:t>tf_score</w:t>
+      </w:r>
+      <w:proofErr w:type="spellEnd"/>
+      <w:r>
+        <w:rPr>
+          <w:lang w:val="en-SE"/>
+        </w:rPr>
+        <w:t xml:space="preserve"> &lt;- </w:t>
+      </w:r>
+      <w:proofErr w:type="spellStart"/>
+      <w:r>
+        <w:rPr>
+          <w:lang w:val="en-SE"/>
+        </w:rPr>
+        <w:t>tf_score</w:t>
+      </w:r>
+      <w:proofErr w:type="spellEnd"/>
+      <w:r>
+        <w:rPr>
+          <w:lang w:val="en-SE"/>
+        </w:rPr>
+        <w:t xml:space="preserve"> / </w:t>
+      </w:r>
+      <w:proofErr w:type="gramStart"/>
+      <w:r>
+        <w:rPr>
+          <w:lang w:val="en-SE"/>
+        </w:rPr>
+        <w:t>max(</w:t>
+      </w:r>
+      <w:proofErr w:type="spellStart"/>
+      <w:proofErr w:type="gramEnd"/>
+      <w:r>
+        <w:rPr>
+          <w:lang w:val="en-SE"/>
+        </w:rPr>
+        <w:t>tf_score</w:t>
+      </w:r>
+      <w:proofErr w:type="spellEnd"/>
+      <w:r>
+        <w:rPr>
+          <w:lang w:val="en-SE"/>
+        </w:rPr>
+        <w:t>, na.rm = TRUE)</w:t>
+      </w:r>
+    </w:p>
+    <w:p>
+      <w:pPr>
+        <w:rPr>
+          <w:lang w:val="en-SE"/>
+        </w:rPr>
+      </w:pPr>
+      <w:r>
+        <w:rPr>
+          <w:lang w:val="en-SE"/>
+        </w:rPr>
+        <w:pict w14:anchorId="2133D8AC">
+          <v:rect id="_x0000_i1196" style="width:0;height:1.5pt" o:hralign="center" o:hrstd="t" o:hr="t" fillcolor="#a0a0a0" stroked="f"/>
+        </w:pict>
+      </w:r>
+    </w:p>
+    <w:p>
+      <w:pPr>
+        <w:rPr>
+          <w:b/>
+          <w:bCs/>
+          <w:lang w:val="en-SE"/>
+        </w:rPr>
+      </w:pPr>
+      <w:r>
+        <w:rPr>
+          <w:b/>
+          <w:bCs/>
+          <w:lang w:val="en-SE"/>
+        </w:rPr>
+        <w:lastRenderedPageBreak/>
+        <w:t>5. Plug into your model</w:t>
+      </w:r>
+    </w:p>
+    <w:p>
+      <w:pPr>
+        <w:rPr>
+          <w:lang w:val="en-SE"/>
+        </w:rPr>
+      </w:pPr>
+      <w:r>
+        <w:rPr>
+          <w:lang w:val="en-SE"/>
+        </w:rPr>
+        <w:t>alpha &lt;- 0.2</w:t>
+      </w:r>
+      <w:r>
+        <w:rPr>
+          <w:lang w:val="en-SE"/>
+        </w:rPr>
+        <w:br/>
+      </w:r>
+      <w:r>
+        <w:rPr>
+          <w:lang w:val="en-SE"/>
+        </w:rPr>
+        <w:br/>
+        <w:t xml:space="preserve">results2[, </w:t>
+      </w:r>
+      <w:proofErr w:type="spellStart"/>
+      <w:r>
+        <w:rPr>
+          <w:lang w:val="en-SE"/>
+        </w:rPr>
+        <w:t>tf_</w:t>
+      </w:r>
+      <w:proofErr w:type="gramStart"/>
+      <w:r>
+        <w:rPr>
+          <w:lang w:val="en-SE"/>
+        </w:rPr>
+        <w:t>score</w:t>
+      </w:r>
+      <w:proofErr w:type="spellEnd"/>
+      <w:r>
+        <w:rPr>
+          <w:lang w:val="en-SE"/>
+        </w:rPr>
+        <w:t xml:space="preserve"> :</w:t>
+      </w:r>
+      <w:proofErr w:type="gramEnd"/>
+      <w:r>
+        <w:rPr>
+          <w:lang w:val="en-SE"/>
+        </w:rPr>
+        <w:t xml:space="preserve">= </w:t>
+      </w:r>
+      <w:proofErr w:type="spellStart"/>
+      <w:r>
+        <w:rPr>
+          <w:lang w:val="en-SE"/>
+        </w:rPr>
+        <w:t>tf_</w:t>
+      </w:r>
+      <w:proofErr w:type="gramStart"/>
+      <w:r>
+        <w:rPr>
+          <w:lang w:val="en-SE"/>
+        </w:rPr>
+        <w:t>score</w:t>
+      </w:r>
+      <w:proofErr w:type="spellEnd"/>
+      <w:r>
+        <w:rPr>
+          <w:lang w:val="en-SE"/>
+        </w:rPr>
+        <w:t>[match(</w:t>
+      </w:r>
+      <w:proofErr w:type="gramEnd"/>
+      <w:r>
+        <w:rPr>
+          <w:lang w:val="en-SE"/>
+        </w:rPr>
+        <w:t>peak, names(</w:t>
+      </w:r>
+      <w:proofErr w:type="spellStart"/>
+      <w:r>
+        <w:rPr>
+          <w:lang w:val="en-SE"/>
+        </w:rPr>
+        <w:t>tf_score</w:t>
+      </w:r>
+      <w:proofErr w:type="spellEnd"/>
+      <w:r>
+        <w:rPr>
+          <w:lang w:val="en-SE"/>
+        </w:rPr>
+        <w:t>))]]</w:t>
+      </w:r>
+      <w:r>
+        <w:rPr>
+          <w:lang w:val="en-SE"/>
+        </w:rPr>
+        <w:br/>
+      </w:r>
+      <w:r>
+        <w:rPr>
+          <w:lang w:val="en-SE"/>
+        </w:rPr>
+        <w:br/>
+        <w:t>results2[, final_v</w:t>
+      </w:r>
+      <w:proofErr w:type="gramStart"/>
+      <w:r>
+        <w:rPr>
+          <w:lang w:val="en-SE"/>
+        </w:rPr>
+        <w:t>6 :</w:t>
+      </w:r>
+      <w:proofErr w:type="gramEnd"/>
+      <w:r>
+        <w:rPr>
+          <w:lang w:val="en-SE"/>
+        </w:rPr>
+        <w:t xml:space="preserve">= final_v5 * (1 + alpha * </w:t>
+      </w:r>
+      <w:proofErr w:type="spellStart"/>
+      <w:r>
+        <w:rPr>
+          <w:lang w:val="en-SE"/>
+        </w:rPr>
+        <w:t>tf_score</w:t>
+      </w:r>
+      <w:proofErr w:type="spellEnd"/>
+      <w:r>
+        <w:rPr>
+          <w:lang w:val="en-SE"/>
+        </w:rPr>
+        <w:t>)]</w:t>
+      </w:r>
+    </w:p>
+    <w:p>
+      <w:pPr>
+        <w:rPr>
+          <w:lang w:val="en-SE"/>
+        </w:rPr>
+      </w:pPr>
+      <w:r>
+        <w:rPr>
+          <w:lang w:val="en-SE"/>
+        </w:rPr>
+        <w:pict w14:anchorId="5D0C1553">
+          <v:rect id="_x0000_i1197" style="width:0;height:1.5pt" o:hralign="center" o:hrstd="t" o:hr="t" fillcolor="#a0a0a0" stroked="f"/>
+        </w:pict>
+      </w:r>
+    </w:p>
+    <w:p>
+      <w:pPr>
+        <w:rPr>
+          <w:b/>
+          <w:bCs/>
+          <w:lang w:val="en-SE"/>
+        </w:rPr>
+      </w:pPr>
+      <w:r>
+        <w:rPr>
+          <w:b/>
+          <w:bCs/>
+          <w:lang w:val="en-SE"/>
+        </w:rPr>
+        <w:t>Why this is correct</w:t>
+      </w:r>
+    </w:p>
+    <w:p>
+      <w:pPr>
+        <w:rPr>
+          <w:lang w:val="en-SE"/>
+        </w:rPr>
+      </w:pPr>
+      <w:r>
+        <w:rPr>
+          <w:lang w:val="en-SE"/>
+        </w:rPr>
+        <w:t>You now use:</w:t>
+      </w:r>
+    </w:p>
+    <w:p>
+      <w:pPr>
+        <w:numPr>
+          <w:ilvl w:val="0"/>
+          <w:numId w:val="27"/>
+        </w:numPr>
+        <w:rPr>
+          <w:lang w:val="en-SE"/>
+        </w:rPr>
+      </w:pPr>
+      <w:r>
+        <w:rPr>
+          <w:lang w:val="en-SE"/>
+        </w:rPr>
+        <w:t xml:space="preserve">strong motif + high TF → strong boost </w:t>
+      </w:r>
+    </w:p>
+    <w:p>
+      <w:pPr>
+        <w:numPr>
+          <w:ilvl w:val="0"/>
+          <w:numId w:val="27"/>
+        </w:numPr>
+        <w:rPr>
+          <w:lang w:val="en-SE"/>
+        </w:rPr>
+      </w:pPr>
+      <w:r>
+        <w:rPr>
+          <w:lang w:val="en-SE"/>
+        </w:rPr>
+        <w:t xml:space="preserve">weak motif or low TF → weak boost </w:t>
+      </w:r>
+    </w:p>
+    <w:p>
+      <w:pPr>
+        <w:numPr>
+          <w:ilvl w:val="0"/>
+          <w:numId w:val="27"/>
+        </w:numPr>
+        <w:rPr>
+          <w:lang w:val="en-SE"/>
+        </w:rPr>
+      </w:pPr>
+      <w:r>
+        <w:rPr>
+          <w:lang w:val="en-SE"/>
+        </w:rPr>
+        <w:t xml:space="preserve">no motif → ~0 </w:t>
+      </w:r>
+    </w:p>
+    <w:p>
+      <w:pPr>
+        <w:rPr>
+          <w:lang w:val="en-SE"/>
+        </w:rPr>
+      </w:pPr>
+      <w:r>
+        <w:rPr>
+          <w:rFonts w:ascii="Segoe UI Emoji" w:hAnsi="Segoe UI Emoji" w:cs="Segoe UI Emoji"/>
+          <w:lang w:val="en-SE"/>
+        </w:rPr>
+        <w:t>👉</w:t>
+      </w:r>
+      <w:r>
+        <w:rPr>
+          <w:lang w:val="en-SE"/>
+        </w:rPr>
+        <w:t xml:space="preserve"> continuous, not binary</w:t>
+      </w:r>
+      <w:r>
+        <w:rPr>
+          <w:lang w:val="en-SE"/>
+        </w:rPr>
+        <w:br/>
+      </w:r>
+      <w:r>
+        <w:rPr>
+          <w:rFonts w:ascii="Segoe UI Emoji" w:hAnsi="Segoe UI Emoji" w:cs="Segoe UI Emoji"/>
+          <w:lang w:val="en-SE"/>
+        </w:rPr>
+        <w:t>👉</w:t>
+      </w:r>
+      <w:r>
+        <w:rPr>
+          <w:lang w:val="en-SE"/>
+        </w:rPr>
+        <w:t xml:space="preserve"> biologically meaningful</w:t>
+      </w:r>
+    </w:p>
+    <w:p>
+      <w:pPr>
+        <w:rPr>
+          <w:lang w:val="en-SE"/>
+        </w:rPr>
+      </w:pPr>
+      <w:r>
+        <w:rPr>
+          <w:lang w:val="en-SE"/>
+        </w:rPr>
+        <w:pict w14:anchorId="339AFF00">
+          <v:rect id="_x0000_i1198" style="width:0;height:1.5pt" o:hralign="center" o:hrstd="t" o:hr="t" fillcolor="#a0a0a0" stroked="f"/>
+        </w:pict>
+      </w:r>
+    </w:p>
+    <w:p>
+      <w:pPr>
+        <w:rPr>
+          <w:b/>
+          <w:bCs/>
+          <w:lang w:val="en-SE"/>
+        </w:rPr>
+      </w:pPr>
+      <w:r>
+        <w:rPr>
+          <w:b/>
+          <w:bCs/>
+          <w:lang w:val="en-SE"/>
+        </w:rPr>
+        <w:t>What you were doing before (problem)</w:t>
+      </w:r>
+    </w:p>
+    <w:p>
+      <w:pPr>
+        <w:numPr>
+          <w:ilvl w:val="0"/>
+          <w:numId w:val="28"/>
+        </w:numPr>
+        <w:rPr>
+          <w:lang w:val="en-SE"/>
+        </w:rPr>
+      </w:pPr>
+      <w:proofErr w:type="spellStart"/>
+      <w:r>
+        <w:rPr>
+          <w:lang w:val="en-SE"/>
+        </w:rPr>
+        <w:t>n_motifs</w:t>
+      </w:r>
+      <w:proofErr w:type="spellEnd"/>
+      <w:r>
+        <w:rPr>
+          <w:lang w:val="en-SE"/>
+        </w:rPr>
+        <w:t xml:space="preserve"> → meaningless (just sequence length bias) </w:t>
+      </w:r>
+    </w:p>
+    <w:p>
+      <w:pPr>
+        <w:numPr>
+          <w:ilvl w:val="0"/>
+          <w:numId w:val="28"/>
+        </w:numPr>
+        <w:rPr>
+          <w:lang w:val="en-SE"/>
+        </w:rPr>
+      </w:pPr>
+      <w:proofErr w:type="spellStart"/>
+      <w:r>
+        <w:rPr>
+          <w:lang w:val="en-SE"/>
+        </w:rPr>
+        <w:t>motif_present</w:t>
+      </w:r>
+      <w:proofErr w:type="spellEnd"/>
+      <w:r>
+        <w:rPr>
+          <w:lang w:val="en-SE"/>
+        </w:rPr>
+        <w:t xml:space="preserve"> → useless (almost always 1) </w:t>
+      </w:r>
+    </w:p>
+    <w:p>
+      <w:pPr>
+        <w:rPr>
+          <w:lang w:val="en-SE"/>
+        </w:rPr>
+      </w:pPr>
+      <w:r>
+        <w:rPr>
+          <w:lang w:val="en-SE"/>
+        </w:rPr>
+        <w:pict w14:anchorId="5C35616A">
+          <v:rect id="_x0000_i1199" style="width:0;height:1.5pt" o:hralign="center" o:hrstd="t" o:hr="t" fillcolor="#a0a0a0" stroked="f"/>
+        </w:pict>
+      </w:r>
+    </w:p>
+    <w:p>
+      <w:pPr>
+        <w:rPr>
+          <w:b/>
+          <w:bCs/>
+          <w:lang w:val="en-SE"/>
+        </w:rPr>
+      </w:pPr>
+      <w:r>
+        <w:rPr>
+          <w:b/>
+          <w:bCs/>
+          <w:lang w:val="en-SE"/>
+        </w:rPr>
+        <w:t>What you are doing now</w:t>
+      </w:r>
+    </w:p>
+    <w:p>
+      <w:pPr>
+        <w:rPr>
+          <w:lang w:val="en-SE"/>
+        </w:rPr>
+      </w:pPr>
+      <w:r>
+        <w:rPr>
+          <w:rFonts w:ascii="Segoe UI Emoji" w:hAnsi="Segoe UI Emoji" w:cs="Segoe UI Emoji"/>
+          <w:lang w:val="en-SE"/>
+        </w:rPr>
+        <w:t>👉</w:t>
+      </w:r>
+      <w:r>
+        <w:rPr>
+          <w:lang w:val="en-SE"/>
+        </w:rPr>
+        <w:t xml:space="preserve"> </w:t>
+      </w:r>
+      <w:r>
+        <w:rPr>
+          <w:b/>
+          <w:bCs/>
+          <w:lang w:val="en-SE"/>
+        </w:rPr>
+        <w:t>quantitative regulatory evidence</w:t>
+      </w:r>
+    </w:p>
+    <w:p>
+      <w:pPr>
+        <w:rPr>
+          <w:lang w:val="en-SE"/>
+        </w:rPr>
+      </w:pPr>
+      <w:r>
+        <w:rPr>
+          <w:lang w:val="en-SE"/>
+        </w:rPr>
+        <w:pict w14:anchorId="06E7051D">
+          <v:rect id="_x0000_i1200" style="width:0;height:1.5pt" o:hralign="center" o:hrstd="t" o:hr="t" fillcolor="#a0a0a0" stroked="f"/>
+        </w:pict>
+      </w:r>
+    </w:p>
+    <w:p>
+      <w:pPr>
+        <w:rPr>
+          <w:b/>
+          <w:bCs/>
+          <w:lang w:val="en-SE"/>
+        </w:rPr>
+      </w:pPr>
+      <w:r>
+        <w:rPr>
+          <w:b/>
+          <w:bCs/>
+          <w:lang w:val="en-SE"/>
+        </w:rPr>
+        <w:t>One-line</w:t>
+      </w:r>
+    </w:p>
+    <w:p>
+      <w:pPr>
+        <w:rPr>
+          <w:lang w:val="en-SE"/>
+        </w:rPr>
+      </w:pPr>
+      <w:r>
+        <w:rPr>
+          <w:lang w:val="en-SE"/>
+        </w:rPr>
+        <w:t xml:space="preserve">Stop counting motifs — </w:t>
+      </w:r>
+      <w:r>
+        <w:rPr>
+          <w:b/>
+          <w:bCs/>
+          <w:lang w:val="en-SE"/>
+        </w:rPr>
+        <w:t>weight them by TF activity and use the actual scores</w:t>
+      </w:r>
+      <w:r>
+        <w:rPr>
+          <w:lang w:val="en-SE"/>
+        </w:rPr>
+        <w:t>.</w:t>
+      </w:r>
+    </w:p>
+    <w:p>
+      <w:pPr>
+        <w:rPr>
+          <w:lang w:val="en-SE"/>
+        </w:rPr>
+      </w:pPr>
+      <w:r>
+        <w:rPr>
+          <w:lang w:val="en-SE"/>
+        </w:rPr>
+        <w:t xml:space="preserve">Well </w:t>
+      </w:r>
+      <w:proofErr w:type="spellStart"/>
+      <w:r>
+        <w:rPr>
+          <w:lang w:val="en-SE"/>
+        </w:rPr>
+        <w:t>mo</w:t>
+      </w:r>
+      <w:proofErr w:type="spellEnd"/>
+      <w:r>
+        <w:rPr>
+          <w:lang w:val="en-SE"/>
+        </w:rPr>
+        <w:t xml:space="preserve"> shit fucking mansplainer why do you mansplain. Are you </w:t>
+      </w:r>
+      <w:proofErr w:type="spellStart"/>
+      <w:r>
+        <w:rPr>
+          <w:lang w:val="en-SE"/>
+        </w:rPr>
+        <w:t>fuvking</w:t>
+      </w:r>
+      <w:proofErr w:type="spellEnd"/>
+      <w:r>
+        <w:rPr>
+          <w:lang w:val="en-SE"/>
+        </w:rPr>
+        <w:t xml:space="preserve"> manspreading while you </w:t>
+      </w:r>
+      <w:proofErr w:type="spellStart"/>
+      <w:r>
+        <w:rPr>
+          <w:lang w:val="en-SE"/>
+        </w:rPr>
+        <w:t>mansplaim</w:t>
+      </w:r>
+      <w:proofErr w:type="spellEnd"/>
+    </w:p>
+    <w:p>
+      <w:pPr>
+        <w:rPr>
+          <w:lang w:val="en-SE"/>
+        </w:rPr>
+      </w:pPr>
+      <w:r>
+        <w:rPr>
+          <w:lang w:val="en-SE"/>
+        </w:rPr>
+        <w:t>Drop it.</w:t>
+      </w:r>
+    </w:p>
+    <w:p>
+      <w:pPr>
+        <w:rPr>
+          <w:lang w:val="en-SE"/>
+        </w:rPr>
+      </w:pPr>
+      <w:r>
+        <w:rPr>
+          <w:lang w:val="en-SE"/>
+        </w:rPr>
+        <w:t>No more explanation.</w:t>
+      </w:r>
+    </w:p>
+    <w:p>
+      <w:pPr>
+        <w:rPr>
+          <w:lang w:val="en-SE"/>
+        </w:rPr>
+      </w:pPr>
+      <w:r>
+        <w:rPr>
+          <w:lang w:val="en-SE"/>
+        </w:rPr>
+        <w:pict w14:anchorId="67BBE8B3">
+          <v:rect id="_x0000_i1201" style="width:0;height:1.5pt" o:hralign="center" o:hrstd="t" o:hr="t" fillcolor="#a0a0a0" stroked="f"/>
+        </w:pict>
+      </w:r>
+    </w:p>
+    <w:p>
+      <w:pPr>
+        <w:rPr>
+          <w:b/>
+          <w:bCs/>
+          <w:lang w:val="en-SE"/>
+        </w:rPr>
+      </w:pPr>
+      <w:r>
+        <w:rPr>
+          <w:b/>
+          <w:bCs/>
+          <w:lang w:val="en-SE"/>
+        </w:rPr>
+        <w:t>Action (minimal)</w:t>
+      </w:r>
+    </w:p>
+    <w:p>
+      <w:pPr>
+        <w:rPr>
+          <w:lang w:val="en-SE"/>
+        </w:rPr>
+      </w:pPr>
+      <w:r>
+        <w:rPr>
+          <w:lang w:val="en-SE"/>
+        </w:rPr>
+        <w:lastRenderedPageBreak/>
+        <w:t>You already have:</w:t>
+      </w:r>
+    </w:p>
+    <w:p>
+      <w:pPr>
+        <w:numPr>
+          <w:ilvl w:val="0"/>
+          <w:numId w:val="29"/>
+        </w:numPr>
+        <w:rPr>
+          <w:lang w:val="en-SE"/>
+        </w:rPr>
+      </w:pPr>
+      <w:r>
+        <w:rPr>
+          <w:lang w:val="en-SE"/>
+        </w:rPr>
+        <w:t xml:space="preserve">continuous motif scores </w:t>
+      </w:r>
+    </w:p>
+    <w:p>
+      <w:pPr>
+        <w:numPr>
+          <w:ilvl w:val="0"/>
+          <w:numId w:val="29"/>
+        </w:numPr>
+        <w:rPr>
+          <w:lang w:val="en-SE"/>
+        </w:rPr>
+      </w:pPr>
+      <w:r>
+        <w:rPr>
+          <w:lang w:val="en-SE"/>
+        </w:rPr>
+        <w:t xml:space="preserve">TF expression </w:t>
+      </w:r>
+    </w:p>
+    <w:p>
+      <w:pPr>
+        <w:rPr>
+          <w:lang w:val="en-SE"/>
+        </w:rPr>
+      </w:pPr>
+      <w:r>
+        <w:rPr>
+          <w:rFonts w:ascii="Segoe UI Emoji" w:hAnsi="Segoe UI Emoji" w:cs="Segoe UI Emoji"/>
+          <w:lang w:val="en-SE"/>
+        </w:rPr>
+        <w:t>👉</w:t>
+      </w:r>
+      <w:r>
+        <w:rPr>
+          <w:lang w:val="en-SE"/>
+        </w:rPr>
+        <w:t xml:space="preserve"> Just do:</w:t>
+      </w:r>
+    </w:p>
+    <w:p>
+      <w:pPr>
+        <w:rPr>
+          <w:lang w:val="en-SE"/>
+        </w:rPr>
+      </w:pPr>
+      <w:proofErr w:type="spellStart"/>
+      <w:r>
+        <w:rPr>
+          <w:lang w:val="en-SE"/>
+        </w:rPr>
+        <w:t>motif_scores</w:t>
+      </w:r>
+      <w:proofErr w:type="spellEnd"/>
+      <w:r>
+        <w:rPr>
+          <w:lang w:val="en-SE"/>
+        </w:rPr>
+        <w:t xml:space="preserve"> &lt;- </w:t>
+      </w:r>
+      <w:proofErr w:type="spellStart"/>
+      <w:r>
+        <w:rPr>
+          <w:lang w:val="en-SE"/>
+        </w:rPr>
+        <w:t>motifScores</w:t>
+      </w:r>
+      <w:proofErr w:type="spellEnd"/>
+      <w:r>
+        <w:rPr>
+          <w:lang w:val="en-SE"/>
+        </w:rPr>
+        <w:t>(</w:t>
+      </w:r>
+      <w:proofErr w:type="spellStart"/>
+      <w:r>
+        <w:rPr>
+          <w:lang w:val="en-SE"/>
+        </w:rPr>
+        <w:t>motif_matches</w:t>
+      </w:r>
+      <w:proofErr w:type="spellEnd"/>
+      <w:r>
+        <w:rPr>
+          <w:lang w:val="en-SE"/>
+        </w:rPr>
+        <w:t>)</w:t>
+      </w:r>
+      <w:r>
+        <w:rPr>
+          <w:lang w:val="en-SE"/>
+        </w:rPr>
+        <w:br/>
+      </w:r>
+      <w:proofErr w:type="spellStart"/>
+      <w:r>
+        <w:rPr>
+          <w:lang w:val="en-SE"/>
+        </w:rPr>
+        <w:t>tf_expr</w:t>
+      </w:r>
+      <w:proofErr w:type="spellEnd"/>
+      <w:r>
+        <w:rPr>
+          <w:lang w:val="en-SE"/>
+        </w:rPr>
+        <w:t xml:space="preserve"> &lt;- </w:t>
+      </w:r>
+      <w:proofErr w:type="spellStart"/>
+      <w:r>
+        <w:rPr>
+          <w:lang w:val="en-SE"/>
+        </w:rPr>
+        <w:t>rowMeans</w:t>
+      </w:r>
+      <w:proofErr w:type="spellEnd"/>
+      <w:r>
+        <w:rPr>
+          <w:lang w:val="en-SE"/>
+        </w:rPr>
+        <w:t>(</w:t>
+      </w:r>
+      <w:proofErr w:type="spellStart"/>
+      <w:r>
+        <w:rPr>
+          <w:lang w:val="en-SE"/>
+        </w:rPr>
+        <w:t>rna_mat</w:t>
+      </w:r>
+      <w:proofErr w:type="spellEnd"/>
+      <w:r>
+        <w:rPr>
+          <w:lang w:val="en-SE"/>
+        </w:rPr>
+        <w:t>, na.rm = TRUE)</w:t>
+      </w:r>
+      <w:r>
+        <w:rPr>
+          <w:lang w:val="en-SE"/>
+        </w:rPr>
+        <w:br/>
+      </w:r>
+      <w:proofErr w:type="spellStart"/>
+      <w:r>
+        <w:rPr>
+          <w:lang w:val="en-SE"/>
+        </w:rPr>
+        <w:t>tf_expr</w:t>
+      </w:r>
+      <w:proofErr w:type="spellEnd"/>
+      <w:r>
+        <w:rPr>
+          <w:lang w:val="en-SE"/>
+        </w:rPr>
+        <w:t xml:space="preserve"> &lt;- </w:t>
+      </w:r>
+      <w:proofErr w:type="spellStart"/>
+      <w:r>
+        <w:rPr>
+          <w:lang w:val="en-SE"/>
+        </w:rPr>
+        <w:t>tf_expr</w:t>
+      </w:r>
+      <w:proofErr w:type="spellEnd"/>
+      <w:r>
+        <w:rPr>
+          <w:lang w:val="en-SE"/>
+        </w:rPr>
+        <w:t>[</w:t>
+      </w:r>
+      <w:proofErr w:type="spellStart"/>
+      <w:r>
+        <w:rPr>
+          <w:lang w:val="en-SE"/>
+        </w:rPr>
+        <w:t>motif_names</w:t>
+      </w:r>
+      <w:proofErr w:type="spellEnd"/>
+      <w:r>
+        <w:rPr>
+          <w:lang w:val="en-SE"/>
+        </w:rPr>
+        <w:t>]</w:t>
+      </w:r>
+      <w:r>
+        <w:rPr>
+          <w:lang w:val="en-SE"/>
+        </w:rPr>
+        <w:br/>
+      </w:r>
+      <w:proofErr w:type="spellStart"/>
+      <w:r>
+        <w:rPr>
+          <w:lang w:val="en-SE"/>
+        </w:rPr>
+        <w:t>tf_expr</w:t>
+      </w:r>
+      <w:proofErr w:type="spellEnd"/>
+      <w:r>
+        <w:rPr>
+          <w:lang w:val="en-SE"/>
+        </w:rPr>
+        <w:t>[is.na(</w:t>
+      </w:r>
+      <w:proofErr w:type="spellStart"/>
+      <w:r>
+        <w:rPr>
+          <w:lang w:val="en-SE"/>
+        </w:rPr>
+        <w:t>tf_expr</w:t>
+      </w:r>
+      <w:proofErr w:type="spellEnd"/>
+      <w:r>
+        <w:rPr>
+          <w:lang w:val="en-SE"/>
+        </w:rPr>
+        <w:t>)] &lt;- 0</w:t>
+      </w:r>
+      <w:r>
+        <w:rPr>
+          <w:lang w:val="en-SE"/>
+        </w:rPr>
+        <w:br/>
+      </w:r>
+      <w:r>
+        <w:rPr>
+          <w:lang w:val="en-SE"/>
+        </w:rPr>
+        <w:br/>
+      </w:r>
+      <w:proofErr w:type="spellStart"/>
+      <w:r>
+        <w:rPr>
+          <w:lang w:val="en-SE"/>
+        </w:rPr>
+        <w:t>tf_score</w:t>
+      </w:r>
+      <w:proofErr w:type="spellEnd"/>
+      <w:r>
+        <w:rPr>
+          <w:lang w:val="en-SE"/>
+        </w:rPr>
+        <w:t xml:space="preserve"> &lt;- </w:t>
+      </w:r>
+      <w:proofErr w:type="spellStart"/>
+      <w:r>
+        <w:rPr>
+          <w:lang w:val="en-SE"/>
+        </w:rPr>
+        <w:t>as.numeric</w:t>
+      </w:r>
+      <w:proofErr w:type="spellEnd"/>
+      <w:r>
+        <w:rPr>
+          <w:lang w:val="en-SE"/>
+        </w:rPr>
+        <w:t>(</w:t>
+      </w:r>
+      <w:proofErr w:type="spellStart"/>
+      <w:r>
+        <w:rPr>
+          <w:lang w:val="en-SE"/>
+        </w:rPr>
+        <w:t>motif_scores</w:t>
+      </w:r>
+      <w:proofErr w:type="spellEnd"/>
+      <w:r>
+        <w:rPr>
+          <w:lang w:val="en-SE"/>
+        </w:rPr>
+        <w:t xml:space="preserve"> %*% </w:t>
+      </w:r>
+      <w:proofErr w:type="spellStart"/>
+      <w:r>
+        <w:rPr>
+          <w:lang w:val="en-SE"/>
+        </w:rPr>
+        <w:t>tf_expr</w:t>
+      </w:r>
+      <w:proofErr w:type="spellEnd"/>
+      <w:r>
+        <w:rPr>
+          <w:lang w:val="en-SE"/>
+        </w:rPr>
+        <w:t>)</w:t>
+      </w:r>
+      <w:r>
+        <w:rPr>
+          <w:lang w:val="en-SE"/>
+        </w:rPr>
+        <w:br/>
+      </w:r>
+      <w:proofErr w:type="spellStart"/>
+      <w:r>
+        <w:rPr>
+          <w:lang w:val="en-SE"/>
+        </w:rPr>
+        <w:t>tf_score</w:t>
+      </w:r>
+      <w:proofErr w:type="spellEnd"/>
+      <w:r>
+        <w:rPr>
+          <w:lang w:val="en-SE"/>
+        </w:rPr>
+        <w:t xml:space="preserve"> &lt;- </w:t>
+      </w:r>
+      <w:proofErr w:type="spellStart"/>
+      <w:r>
+        <w:rPr>
+          <w:lang w:val="en-SE"/>
+        </w:rPr>
+        <w:t>tf_score</w:t>
+      </w:r>
+      <w:proofErr w:type="spellEnd"/>
+      <w:r>
+        <w:rPr>
+          <w:lang w:val="en-SE"/>
+        </w:rPr>
+        <w:t xml:space="preserve"> / max(</w:t>
+      </w:r>
+      <w:proofErr w:type="spellStart"/>
+      <w:r>
+        <w:rPr>
+          <w:lang w:val="en-SE"/>
+        </w:rPr>
+        <w:t>tf_score</w:t>
+      </w:r>
+      <w:proofErr w:type="spellEnd"/>
+      <w:r>
+        <w:rPr>
+          <w:lang w:val="en-SE"/>
+        </w:rPr>
+        <w:t>, na.rm = TRUE)</w:t>
+      </w:r>
+      <w:r>
+        <w:rPr>
+          <w:lang w:val="en-SE"/>
+        </w:rPr>
+        <w:br/>
+      </w:r>
+      <w:r>
+        <w:rPr>
+          <w:lang w:val="en-SE"/>
+        </w:rPr>
+        <w:br/>
+        <w:t xml:space="preserve">results2[, </w:t>
+      </w:r>
+      <w:proofErr w:type="spellStart"/>
+      <w:r>
+        <w:rPr>
+          <w:lang w:val="en-SE"/>
+        </w:rPr>
+        <w:t>tf_score</w:t>
+      </w:r>
+      <w:proofErr w:type="spellEnd"/>
+      <w:r>
+        <w:rPr>
+          <w:lang w:val="en-SE"/>
+        </w:rPr>
+        <w:t xml:space="preserve"> := </w:t>
+      </w:r>
+      <w:proofErr w:type="spellStart"/>
+      <w:r>
+        <w:rPr>
+          <w:lang w:val="en-SE"/>
+        </w:rPr>
+        <w:t>tf_score</w:t>
+      </w:r>
+      <w:proofErr w:type="spellEnd"/>
+      <w:r>
+        <w:rPr>
+          <w:lang w:val="en-SE"/>
+        </w:rPr>
+        <w:t>[match(peak, names(</w:t>
+      </w:r>
+      <w:proofErr w:type="spellStart"/>
+      <w:r>
+        <w:rPr>
+          <w:lang w:val="en-SE"/>
+        </w:rPr>
+        <w:t>tf_score</w:t>
+      </w:r>
+      <w:proofErr w:type="spellEnd"/>
+      <w:r>
+        <w:rPr>
+          <w:lang w:val="en-SE"/>
+        </w:rPr>
+        <w:t>))]]</w:t>
+      </w:r>
+      <w:r>
+        <w:rPr>
+          <w:lang w:val="en-SE"/>
+        </w:rPr>
+        <w:br/>
+      </w:r>
+      <w:r>
+        <w:rPr>
+          <w:lang w:val="en-SE"/>
+        </w:rPr>
+        <w:br/>
+        <w:t>alpha &lt;- 0.2</w:t>
+      </w:r>
+      <w:r>
+        <w:rPr>
+          <w:lang w:val="en-SE"/>
+        </w:rPr>
+        <w:br/>
+        <w:t xml:space="preserve">results2[, final_v6 := final_v5 * (1 + alpha * </w:t>
+      </w:r>
+      <w:proofErr w:type="spellStart"/>
+      <w:r>
+        <w:rPr>
+          <w:lang w:val="en-SE"/>
+        </w:rPr>
+        <w:t>tf_score</w:t>
+      </w:r>
+      <w:proofErr w:type="spellEnd"/>
+      <w:r>
+        <w:rPr>
+          <w:lang w:val="en-SE"/>
+        </w:rPr>
+        <w:t>)]</w:t>
+      </w:r>
+    </w:p>
+    <w:p>
+      <w:pPr>
+        <w:rPr>
+          <w:lang w:val="en-SE"/>
+        </w:rPr>
+      </w:pPr>
+      <w:r>
+        <w:rPr>
+          <w:lang w:val="en-SE"/>
+        </w:rPr>
+        <w:pict w14:anchorId="2EDAF997">
+          <v:rect id="_x0000_i1202" style="width:0;height:1.5pt" o:hralign="center" o:hrstd="t" o:hr="t" fillcolor="#a0a0a0" stroked="f"/>
+        </w:pict>
+      </w:r>
+    </w:p>
+    <w:p>
+      <w:pPr>
+        <w:rPr>
+          <w:lang w:val="en-SE"/>
+        </w:rPr>
+      </w:pPr>
+      <w:r>
+        <w:rPr>
+          <w:lang w:val="en-SE"/>
+        </w:rPr>
+        <w:t>That’s it. No more changes.</w:t>
+      </w:r>
+    </w:p>
+    <w:p/>
     <w:p/>
     <w:sectPr>
       <w:pgSz w:w="11906" w:h="16838"/>
@@ -636,6 +4072,155 @@
 <file path=word/numbering.xml><?xml version="1.0" encoding="utf-8"?>
 <w:numbering xmlns:wpc="http://schemas.microsoft.com/office/word/2010/wordprocessingCanvas" xmlns:cx="http://schemas.microsoft.com/office/drawing/2014/chartex" xmlns:cx1="http://schemas.microsoft.com/office/drawing/2015/9/8/chartex" xmlns:cx2="http://schemas.microsoft.com/office/drawing/2015/10/21/chartex" xmlns:cx3="http://schemas.microsoft.com/office/drawing/2016/5/9/chartex" xmlns:cx4="http://schemas.microsoft.com/office/drawing/2016/5/10/chartex" xmlns:cx5="http://schemas.microsoft.com/office/drawing/2016/5/11/chartex" xmlns:cx6="http://schemas.microsoft.com/office/drawing/2016/5/12/chartex" xmlns:cx7="http://schemas.microsoft.com/office/drawing/2016/5/13/chartex" xmlns:cx8="http://schemas.microsoft.com/office/drawing/2016/5/14/chartex" xmlns:mc="http://schemas.openxmlformats.org/markup-compatibility/2006" xmlns:aink="http://schemas.microsoft.com/office/drawing/2016/ink" xmlns:am3d="http://schemas.microsoft.com/office/drawing/2017/model3d" xmlns:o="urn:schemas-microsoft-com:office:office" xmlns:oel="http://schemas.microsoft.com/office/2019/extlst" xmlns:r="http://schemas.openxmlformats.org/officeDocument/2006/relationships" xmlns:m="http://schemas.openxmlformats.org/officeDocument/2006/math" xmlns:v="urn:schemas-microsoft-com:vml" xmlns:wp14="http://schemas.microsoft.com/office/word/2010/wordprocessingDrawing" xmlns:wp="http://schemas.openxmlformats.org/drawingml/2006/wordprocessingDrawing" xmlns:w10="urn:schemas-microsoft-com:office:word" xmlns:w="http://schemas.openxmlformats.org/wordprocessingml/2006/main" xmlns:w14="http://schemas.microsoft.com/office/word/2010/wordml" xmlns:w15="http://schemas.microsoft.com/office/word/2012/wordml" xmlns:w16cex="http://schemas.microsoft.com/office/word/2018/wordml/cex" xmlns:w16cid="http://schemas.microsoft.com/office/word/2016/wordml/cid" xmlns:w16="http://schemas.microsoft.com/office/word/2018/wordml" xmlns:w16du="http://schemas.microsoft.com/office/word/2023/wordml/word16du" xmlns:w16sdtdh="http://schemas.microsoft.com/office/word/2020/wordml/sdtdatahash" xmlns:w16sdtfl="http://schemas.microsoft.com/office/word/2024/wordml/sdtformatlock" xmlns:w16se="http://schemas.microsoft.com/office/word/2015/wordml/symex" xmlns:wpg="http://schemas.microsoft.com/office/word/2010/wordprocessingGroup" xmlns:wpi="http://schemas.microsoft.com/office/word/2010/wordprocessingInk" xmlns:wne="http://schemas.microsoft.com/office/word/2006/wordml" xmlns:wps="http://schemas.microsoft.com/office/word/2010/wordprocessingShape" mc:Ignorable="w14 w15 w16se w16cid w16 w16cex w16sdtdh w16sdtfl w16du wp14">
   <w:abstractNum w:abstractNumId="0" w15:restartNumberingAfterBreak="0">
+    <w:nsid w:val="00520984"/>
+    <w:multiLevelType w:val="multilevel"/>
+    <w:tmpl w:val="9496AA4C"/>
+    <w:lvl w:ilvl="0">
+      <w:start w:val="1"/>
+      <w:numFmt w:val="bullet"/>
+      <w:lvlText w:val=""/>
+      <w:lvlJc w:val="left"/>
+      <w:pPr>
+        <w:tabs>
+          <w:tab w:val="num" w:pos="720"/>
+        </w:tabs>
+        <w:ind w:left="720" w:hanging="360"/>
+      </w:pPr>
+      <w:rPr>
+        <w:rFonts w:ascii="Symbol" w:hAnsi="Symbol" w:hint="default"/>
+        <w:sz w:val="20"/>
+      </w:rPr>
+    </w:lvl>
+    <w:lvl w:ilvl="1" w:tentative="1">
+      <w:start w:val="1"/>
+      <w:numFmt w:val="bullet"/>
+      <w:lvlText w:val="o"/>
+      <w:lvlJc w:val="left"/>
+      <w:pPr>
+        <w:tabs>
+          <w:tab w:val="num" w:pos="1440"/>
+        </w:tabs>
+        <w:ind w:left="1440" w:hanging="360"/>
+      </w:pPr>
+      <w:rPr>
+        <w:rFonts w:ascii="Courier New" w:hAnsi="Courier New" w:hint="default"/>
+        <w:sz w:val="20"/>
+      </w:rPr>
+    </w:lvl>
+    <w:lvl w:ilvl="2" w:tentative="1">
+      <w:start w:val="1"/>
+      <w:numFmt w:val="bullet"/>
+      <w:lvlText w:val=""/>
+      <w:lvlJc w:val="left"/>
+      <w:pPr>
+        <w:tabs>
+          <w:tab w:val="num" w:pos="2160"/>
+        </w:tabs>
+        <w:ind w:left="2160" w:hanging="360"/>
+      </w:pPr>
+      <w:rPr>
+        <w:rFonts w:ascii="Wingdings" w:hAnsi="Wingdings" w:hint="default"/>
+        <w:sz w:val="20"/>
+      </w:rPr>
+    </w:lvl>
+    <w:lvl w:ilvl="3" w:tentative="1">
+      <w:start w:val="1"/>
+      <w:numFmt w:val="bullet"/>
+      <w:lvlText w:val=""/>
+      <w:lvlJc w:val="left"/>
+      <w:pPr>
+        <w:tabs>
+          <w:tab w:val="num" w:pos="2880"/>
+        </w:tabs>
+        <w:ind w:left="2880" w:hanging="360"/>
+      </w:pPr>
+      <w:rPr>
+        <w:rFonts w:ascii="Wingdings" w:hAnsi="Wingdings" w:hint="default"/>
+        <w:sz w:val="20"/>
+      </w:rPr>
+    </w:lvl>
+    <w:lvl w:ilvl="4" w:tentative="1">
+      <w:start w:val="1"/>
+      <w:numFmt w:val="bullet"/>
+      <w:lvlText w:val=""/>
+      <w:lvlJc w:val="left"/>
+      <w:pPr>
+        <w:tabs>
+          <w:tab w:val="num" w:pos="3600"/>
+        </w:tabs>
+        <w:ind w:left="3600" w:hanging="360"/>
+      </w:pPr>
+      <w:rPr>
+        <w:rFonts w:ascii="Wingdings" w:hAnsi="Wingdings" w:hint="default"/>
+        <w:sz w:val="20"/>
+      </w:rPr>
+    </w:lvl>
+    <w:lvl w:ilvl="5" w:tentative="1">
+      <w:start w:val="1"/>
+      <w:numFmt w:val="bullet"/>
+      <w:lvlText w:val=""/>
+      <w:lvlJc w:val="left"/>
+      <w:pPr>
+        <w:tabs>
+          <w:tab w:val="num" w:pos="4320"/>
+        </w:tabs>
+        <w:ind w:left="4320" w:hanging="360"/>
+      </w:pPr>
+      <w:rPr>
+        <w:rFonts w:ascii="Wingdings" w:hAnsi="Wingdings" w:hint="default"/>
+        <w:sz w:val="20"/>
+      </w:rPr>
+    </w:lvl>
+    <w:lvl w:ilvl="6" w:tentative="1">
+      <w:start w:val="1"/>
+      <w:numFmt w:val="bullet"/>
+      <w:lvlText w:val=""/>
+      <w:lvlJc w:val="left"/>
+      <w:pPr>
+        <w:tabs>
+          <w:tab w:val="num" w:pos="5040"/>
+        </w:tabs>
+        <w:ind w:left="5040" w:hanging="360"/>
+      </w:pPr>
+      <w:rPr>
+        <w:rFonts w:ascii="Wingdings" w:hAnsi="Wingdings" w:hint="default"/>
+        <w:sz w:val="20"/>
+      </w:rPr>
+    </w:lvl>
+    <w:lvl w:ilvl="7" w:tentative="1">
+      <w:start w:val="1"/>
+      <w:numFmt w:val="bullet"/>
+      <w:lvlText w:val=""/>
+      <w:lvlJc w:val="left"/>
+      <w:pPr>
+        <w:tabs>
+          <w:tab w:val="num" w:pos="5760"/>
+        </w:tabs>
+        <w:ind w:left="5760" w:hanging="360"/>
+      </w:pPr>
+      <w:rPr>
+        <w:rFonts w:ascii="Wingdings" w:hAnsi="Wingdings" w:hint="default"/>
+        <w:sz w:val="20"/>
+      </w:rPr>
+    </w:lvl>
+    <w:lvl w:ilvl="8" w:tentative="1">
+      <w:start w:val="1"/>
+      <w:numFmt w:val="bullet"/>
+      <w:lvlText w:val=""/>
+      <w:lvlJc w:val="left"/>
+      <w:pPr>
+        <w:tabs>
+          <w:tab w:val="num" w:pos="6480"/>
+        </w:tabs>
+        <w:ind w:left="6480" w:hanging="360"/>
+      </w:pPr>
+      <w:rPr>
+        <w:rFonts w:ascii="Wingdings" w:hAnsi="Wingdings" w:hint="default"/>
+        <w:sz w:val="20"/>
+      </w:rPr>
+    </w:lvl>
+  </w:abstractNum>
+  <w:abstractNum w:abstractNumId="1" w15:restartNumberingAfterBreak="0">
     <w:nsid w:val="06E77A9A"/>
     <w:multiLevelType w:val="multilevel"/>
     <w:tmpl w:val="73CE1B3C"/>
@@ -784,7 +4369,7 @@
       </w:rPr>
     </w:lvl>
   </w:abstractNum>
-  <w:abstractNum w:abstractNumId="1" w15:restartNumberingAfterBreak="0">
+  <w:abstractNum w:abstractNumId="2" w15:restartNumberingAfterBreak="0">
     <w:nsid w:val="07E62FE0"/>
     <w:multiLevelType w:val="multilevel"/>
     <w:tmpl w:val="B22239FA"/>
@@ -933,7 +4518,7 @@
       </w:rPr>
     </w:lvl>
   </w:abstractNum>
-  <w:abstractNum w:abstractNumId="2" w15:restartNumberingAfterBreak="0">
+  <w:abstractNum w:abstractNumId="3" w15:restartNumberingAfterBreak="0">
     <w:nsid w:val="0DF4732E"/>
     <w:multiLevelType w:val="multilevel"/>
     <w:tmpl w:val="DBB64F4A"/>
@@ -1082,7 +4667,7 @@
       </w:rPr>
     </w:lvl>
   </w:abstractNum>
-  <w:abstractNum w:abstractNumId="3" w15:restartNumberingAfterBreak="0">
+  <w:abstractNum w:abstractNumId="4" w15:restartNumberingAfterBreak="0">
     <w:nsid w:val="14873183"/>
     <w:multiLevelType w:val="multilevel"/>
     <w:tmpl w:val="632AD63E"/>
@@ -1231,7 +4816,7 @@
       </w:rPr>
     </w:lvl>
   </w:abstractNum>
-  <w:abstractNum w:abstractNumId="4" w15:restartNumberingAfterBreak="0">
+  <w:abstractNum w:abstractNumId="5" w15:restartNumberingAfterBreak="0">
     <w:nsid w:val="1A3A5534"/>
     <w:multiLevelType w:val="multilevel"/>
     <w:tmpl w:val="0802714A"/>
@@ -1380,7 +4965,156 @@
       </w:rPr>
     </w:lvl>
   </w:abstractNum>
-  <w:abstractNum w:abstractNumId="5" w15:restartNumberingAfterBreak="0">
+  <w:abstractNum w:abstractNumId="6" w15:restartNumberingAfterBreak="0">
+    <w:nsid w:val="1A403AC8"/>
+    <w:multiLevelType w:val="multilevel"/>
+    <w:tmpl w:val="947A71B0"/>
+    <w:lvl w:ilvl="0">
+      <w:start w:val="1"/>
+      <w:numFmt w:val="bullet"/>
+      <w:lvlText w:val=""/>
+      <w:lvlJc w:val="left"/>
+      <w:pPr>
+        <w:tabs>
+          <w:tab w:val="num" w:pos="720"/>
+        </w:tabs>
+        <w:ind w:left="720" w:hanging="360"/>
+      </w:pPr>
+      <w:rPr>
+        <w:rFonts w:ascii="Symbol" w:hAnsi="Symbol" w:hint="default"/>
+        <w:sz w:val="20"/>
+      </w:rPr>
+    </w:lvl>
+    <w:lvl w:ilvl="1" w:tentative="1">
+      <w:start w:val="1"/>
+      <w:numFmt w:val="bullet"/>
+      <w:lvlText w:val="o"/>
+      <w:lvlJc w:val="left"/>
+      <w:pPr>
+        <w:tabs>
+          <w:tab w:val="num" w:pos="1440"/>
+        </w:tabs>
+        <w:ind w:left="1440" w:hanging="360"/>
+      </w:pPr>
+      <w:rPr>
+        <w:rFonts w:ascii="Courier New" w:hAnsi="Courier New" w:hint="default"/>
+        <w:sz w:val="20"/>
+      </w:rPr>
+    </w:lvl>
+    <w:lvl w:ilvl="2" w:tentative="1">
+      <w:start w:val="1"/>
+      <w:numFmt w:val="bullet"/>
+      <w:lvlText w:val=""/>
+      <w:lvlJc w:val="left"/>
+      <w:pPr>
+        <w:tabs>
+          <w:tab w:val="num" w:pos="2160"/>
+        </w:tabs>
+        <w:ind w:left="2160" w:hanging="360"/>
+      </w:pPr>
+      <w:rPr>
+        <w:rFonts w:ascii="Wingdings" w:hAnsi="Wingdings" w:hint="default"/>
+        <w:sz w:val="20"/>
+      </w:rPr>
+    </w:lvl>
+    <w:lvl w:ilvl="3" w:tentative="1">
+      <w:start w:val="1"/>
+      <w:numFmt w:val="bullet"/>
+      <w:lvlText w:val=""/>
+      <w:lvlJc w:val="left"/>
+      <w:pPr>
+        <w:tabs>
+          <w:tab w:val="num" w:pos="2880"/>
+        </w:tabs>
+        <w:ind w:left="2880" w:hanging="360"/>
+      </w:pPr>
+      <w:rPr>
+        <w:rFonts w:ascii="Wingdings" w:hAnsi="Wingdings" w:hint="default"/>
+        <w:sz w:val="20"/>
+      </w:rPr>
+    </w:lvl>
+    <w:lvl w:ilvl="4" w:tentative="1">
+      <w:start w:val="1"/>
+      <w:numFmt w:val="bullet"/>
+      <w:lvlText w:val=""/>
+      <w:lvlJc w:val="left"/>
+      <w:pPr>
+        <w:tabs>
+          <w:tab w:val="num" w:pos="3600"/>
+        </w:tabs>
+        <w:ind w:left="3600" w:hanging="360"/>
+      </w:pPr>
+      <w:rPr>
+        <w:rFonts w:ascii="Wingdings" w:hAnsi="Wingdings" w:hint="default"/>
+        <w:sz w:val="20"/>
+      </w:rPr>
+    </w:lvl>
+    <w:lvl w:ilvl="5" w:tentative="1">
+      <w:start w:val="1"/>
+      <w:numFmt w:val="bullet"/>
+      <w:lvlText w:val=""/>
+      <w:lvlJc w:val="left"/>
+      <w:pPr>
+        <w:tabs>
+          <w:tab w:val="num" w:pos="4320"/>
+        </w:tabs>
+        <w:ind w:left="4320" w:hanging="360"/>
+      </w:pPr>
+      <w:rPr>
+        <w:rFonts w:ascii="Wingdings" w:hAnsi="Wingdings" w:hint="default"/>
+        <w:sz w:val="20"/>
+      </w:rPr>
+    </w:lvl>
+    <w:lvl w:ilvl="6" w:tentative="1">
+      <w:start w:val="1"/>
+      <w:numFmt w:val="bullet"/>
+      <w:lvlText w:val=""/>
+      <w:lvlJc w:val="left"/>
+      <w:pPr>
+        <w:tabs>
+          <w:tab w:val="num" w:pos="5040"/>
+        </w:tabs>
+        <w:ind w:left="5040" w:hanging="360"/>
+      </w:pPr>
+      <w:rPr>
+        <w:rFonts w:ascii="Wingdings" w:hAnsi="Wingdings" w:hint="default"/>
+        <w:sz w:val="20"/>
+      </w:rPr>
+    </w:lvl>
+    <w:lvl w:ilvl="7" w:tentative="1">
+      <w:start w:val="1"/>
+      <w:numFmt w:val="bullet"/>
+      <w:lvlText w:val=""/>
+      <w:lvlJc w:val="left"/>
+      <w:pPr>
+        <w:tabs>
+          <w:tab w:val="num" w:pos="5760"/>
+        </w:tabs>
+        <w:ind w:left="5760" w:hanging="360"/>
+      </w:pPr>
+      <w:rPr>
+        <w:rFonts w:ascii="Wingdings" w:hAnsi="Wingdings" w:hint="default"/>
+        <w:sz w:val="20"/>
+      </w:rPr>
+    </w:lvl>
+    <w:lvl w:ilvl="8" w:tentative="1">
+      <w:start w:val="1"/>
+      <w:numFmt w:val="bullet"/>
+      <w:lvlText w:val=""/>
+      <w:lvlJc w:val="left"/>
+      <w:pPr>
+        <w:tabs>
+          <w:tab w:val="num" w:pos="6480"/>
+        </w:tabs>
+        <w:ind w:left="6480" w:hanging="360"/>
+      </w:pPr>
+      <w:rPr>
+        <w:rFonts w:ascii="Wingdings" w:hAnsi="Wingdings" w:hint="default"/>
+        <w:sz w:val="20"/>
+      </w:rPr>
+    </w:lvl>
+  </w:abstractNum>
+  <w:abstractNum w:abstractNumId="7" w15:restartNumberingAfterBreak="0">
     <w:nsid w:val="1DBC5E68"/>
     <w:multiLevelType w:val="multilevel"/>
     <w:tmpl w:val="FFDE933C"/>
@@ -1529,7 +5263,7 @@
       </w:rPr>
     </w:lvl>
   </w:abstractNum>
-  <w:abstractNum w:abstractNumId="6" w15:restartNumberingAfterBreak="0">
+  <w:abstractNum w:abstractNumId="8" w15:restartNumberingAfterBreak="0">
     <w:nsid w:val="2D677CEA"/>
     <w:multiLevelType w:val="multilevel"/>
     <w:tmpl w:val="FC14443A"/>
@@ -1678,7 +5412,156 @@
       </w:rPr>
     </w:lvl>
   </w:abstractNum>
-  <w:abstractNum w:abstractNumId="7" w15:restartNumberingAfterBreak="0">
+  <w:abstractNum w:abstractNumId="9" w15:restartNumberingAfterBreak="0">
+    <w:nsid w:val="312D4F1A"/>
+    <w:multiLevelType w:val="multilevel"/>
+    <w:tmpl w:val="D4263B64"/>
+    <w:lvl w:ilvl="0">
+      <w:start w:val="1"/>
+      <w:numFmt w:val="bullet"/>
+      <w:lvlText w:val=""/>
+      <w:lvlJc w:val="left"/>
+      <w:pPr>
+        <w:tabs>
+          <w:tab w:val="num" w:pos="720"/>
+        </w:tabs>
+        <w:ind w:left="720" w:hanging="360"/>
+      </w:pPr>
+      <w:rPr>
+        <w:rFonts w:ascii="Symbol" w:hAnsi="Symbol" w:hint="default"/>
+        <w:sz w:val="20"/>
+      </w:rPr>
+    </w:lvl>
+    <w:lvl w:ilvl="1" w:tentative="1">
+      <w:start w:val="1"/>
+      <w:numFmt w:val="bullet"/>
+      <w:lvlText w:val="o"/>
+      <w:lvlJc w:val="left"/>
+      <w:pPr>
+        <w:tabs>
+          <w:tab w:val="num" w:pos="1440"/>
+        </w:tabs>
+        <w:ind w:left="1440" w:hanging="360"/>
+      </w:pPr>
+      <w:rPr>
+        <w:rFonts w:ascii="Courier New" w:hAnsi="Courier New" w:hint="default"/>
+        <w:sz w:val="20"/>
+      </w:rPr>
+    </w:lvl>
+    <w:lvl w:ilvl="2" w:tentative="1">
+      <w:start w:val="1"/>
+      <w:numFmt w:val="bullet"/>
+      <w:lvlText w:val=""/>
+      <w:lvlJc w:val="left"/>
+      <w:pPr>
+        <w:tabs>
+          <w:tab w:val="num" w:pos="2160"/>
+        </w:tabs>
+        <w:ind w:left="2160" w:hanging="360"/>
+      </w:pPr>
+      <w:rPr>
+        <w:rFonts w:ascii="Wingdings" w:hAnsi="Wingdings" w:hint="default"/>
+        <w:sz w:val="20"/>
+      </w:rPr>
+    </w:lvl>
+    <w:lvl w:ilvl="3" w:tentative="1">
+      <w:start w:val="1"/>
+      <w:numFmt w:val="bullet"/>
+      <w:lvlText w:val=""/>
+      <w:lvlJc w:val="left"/>
+      <w:pPr>
+        <w:tabs>
+          <w:tab w:val="num" w:pos="2880"/>
+        </w:tabs>
+        <w:ind w:left="2880" w:hanging="360"/>
+      </w:pPr>
+      <w:rPr>
+        <w:rFonts w:ascii="Wingdings" w:hAnsi="Wingdings" w:hint="default"/>
+        <w:sz w:val="20"/>
+      </w:rPr>
+    </w:lvl>
+    <w:lvl w:ilvl="4" w:tentative="1">
+      <w:start w:val="1"/>
+      <w:numFmt w:val="bullet"/>
+      <w:lvlText w:val=""/>
+      <w:lvlJc w:val="left"/>
+      <w:pPr>
+        <w:tabs>
+          <w:tab w:val="num" w:pos="3600"/>
+        </w:tabs>
+        <w:ind w:left="3600" w:hanging="360"/>
+      </w:pPr>
+      <w:rPr>
+        <w:rFonts w:ascii="Wingdings" w:hAnsi="Wingdings" w:hint="default"/>
+        <w:sz w:val="20"/>
+      </w:rPr>
+    </w:lvl>
+    <w:lvl w:ilvl="5" w:tentative="1">
+      <w:start w:val="1"/>
+      <w:numFmt w:val="bullet"/>
+      <w:lvlText w:val=""/>
+      <w:lvlJc w:val="left"/>
+      <w:pPr>
+        <w:tabs>
+          <w:tab w:val="num" w:pos="4320"/>
+        </w:tabs>
+        <w:ind w:left="4320" w:hanging="360"/>
+      </w:pPr>
+      <w:rPr>
+        <w:rFonts w:ascii="Wingdings" w:hAnsi="Wingdings" w:hint="default"/>
+        <w:sz w:val="20"/>
+      </w:rPr>
+    </w:lvl>
+    <w:lvl w:ilvl="6" w:tentative="1">
+      <w:start w:val="1"/>
+      <w:numFmt w:val="bullet"/>
+      <w:lvlText w:val=""/>
+      <w:lvlJc w:val="left"/>
+      <w:pPr>
+        <w:tabs>
+          <w:tab w:val="num" w:pos="5040"/>
+        </w:tabs>
+        <w:ind w:left="5040" w:hanging="360"/>
+      </w:pPr>
+      <w:rPr>
+        <w:rFonts w:ascii="Wingdings" w:hAnsi="Wingdings" w:hint="default"/>
+        <w:sz w:val="20"/>
+      </w:rPr>
+    </w:lvl>
+    <w:lvl w:ilvl="7" w:tentative="1">
+      <w:start w:val="1"/>
+      <w:numFmt w:val="bullet"/>
+      <w:lvlText w:val=""/>
+      <w:lvlJc w:val="left"/>
+      <w:pPr>
+        <w:tabs>
+          <w:tab w:val="num" w:pos="5760"/>
+        </w:tabs>
+        <w:ind w:left="5760" w:hanging="360"/>
+      </w:pPr>
+      <w:rPr>
+        <w:rFonts w:ascii="Wingdings" w:hAnsi="Wingdings" w:hint="default"/>
+        <w:sz w:val="20"/>
+      </w:rPr>
+    </w:lvl>
+    <w:lvl w:ilvl="8" w:tentative="1">
+      <w:start w:val="1"/>
+      <w:numFmt w:val="bullet"/>
+      <w:lvlText w:val=""/>
+      <w:lvlJc w:val="left"/>
+      <w:pPr>
+        <w:tabs>
+          <w:tab w:val="num" w:pos="6480"/>
+        </w:tabs>
+        <w:ind w:left="6480" w:hanging="360"/>
+      </w:pPr>
+      <w:rPr>
+        <w:rFonts w:ascii="Wingdings" w:hAnsi="Wingdings" w:hint="default"/>
+        <w:sz w:val="20"/>
+      </w:rPr>
+    </w:lvl>
+  </w:abstractNum>
+  <w:abstractNum w:abstractNumId="10" w15:restartNumberingAfterBreak="0">
     <w:nsid w:val="3DB03FC1"/>
     <w:multiLevelType w:val="multilevel"/>
     <w:tmpl w:val="0794255A"/>
@@ -1827,7 +5710,156 @@
       </w:rPr>
     </w:lvl>
   </w:abstractNum>
-  <w:abstractNum w:abstractNumId="8" w15:restartNumberingAfterBreak="0">
+  <w:abstractNum w:abstractNumId="11" w15:restartNumberingAfterBreak="0">
+    <w:nsid w:val="41482092"/>
+    <w:multiLevelType w:val="multilevel"/>
+    <w:tmpl w:val="5AA605D8"/>
+    <w:lvl w:ilvl="0">
+      <w:start w:val="1"/>
+      <w:numFmt w:val="bullet"/>
+      <w:lvlText w:val=""/>
+      <w:lvlJc w:val="left"/>
+      <w:pPr>
+        <w:tabs>
+          <w:tab w:val="num" w:pos="720"/>
+        </w:tabs>
+        <w:ind w:left="720" w:hanging="360"/>
+      </w:pPr>
+      <w:rPr>
+        <w:rFonts w:ascii="Symbol" w:hAnsi="Symbol" w:hint="default"/>
+        <w:sz w:val="20"/>
+      </w:rPr>
+    </w:lvl>
+    <w:lvl w:ilvl="1" w:tentative="1">
+      <w:start w:val="1"/>
+      <w:numFmt w:val="bullet"/>
+      <w:lvlText w:val="o"/>
+      <w:lvlJc w:val="left"/>
+      <w:pPr>
+        <w:tabs>
+          <w:tab w:val="num" w:pos="1440"/>
+        </w:tabs>
+        <w:ind w:left="1440" w:hanging="360"/>
+      </w:pPr>
+      <w:rPr>
+        <w:rFonts w:ascii="Courier New" w:hAnsi="Courier New" w:hint="default"/>
+        <w:sz w:val="20"/>
+      </w:rPr>
+    </w:lvl>
+    <w:lvl w:ilvl="2" w:tentative="1">
+      <w:start w:val="1"/>
+      <w:numFmt w:val="bullet"/>
+      <w:lvlText w:val=""/>
+      <w:lvlJc w:val="left"/>
+      <w:pPr>
+        <w:tabs>
+          <w:tab w:val="num" w:pos="2160"/>
+        </w:tabs>
+        <w:ind w:left="2160" w:hanging="360"/>
+      </w:pPr>
+      <w:rPr>
+        <w:rFonts w:ascii="Wingdings" w:hAnsi="Wingdings" w:hint="default"/>
+        <w:sz w:val="20"/>
+      </w:rPr>
+    </w:lvl>
+    <w:lvl w:ilvl="3" w:tentative="1">
+      <w:start w:val="1"/>
+      <w:numFmt w:val="bullet"/>
+      <w:lvlText w:val=""/>
+      <w:lvlJc w:val="left"/>
+      <w:pPr>
+        <w:tabs>
+          <w:tab w:val="num" w:pos="2880"/>
+        </w:tabs>
+        <w:ind w:left="2880" w:hanging="360"/>
+      </w:pPr>
+      <w:rPr>
+        <w:rFonts w:ascii="Wingdings" w:hAnsi="Wingdings" w:hint="default"/>
+        <w:sz w:val="20"/>
+      </w:rPr>
+    </w:lvl>
+    <w:lvl w:ilvl="4" w:tentative="1">
+      <w:start w:val="1"/>
+      <w:numFmt w:val="bullet"/>
+      <w:lvlText w:val=""/>
+      <w:lvlJc w:val="left"/>
+      <w:pPr>
+        <w:tabs>
+          <w:tab w:val="num" w:pos="3600"/>
+        </w:tabs>
+        <w:ind w:left="3600" w:hanging="360"/>
+      </w:pPr>
+      <w:rPr>
+        <w:rFonts w:ascii="Wingdings" w:hAnsi="Wingdings" w:hint="default"/>
+        <w:sz w:val="20"/>
+      </w:rPr>
+    </w:lvl>
+    <w:lvl w:ilvl="5" w:tentative="1">
+      <w:start w:val="1"/>
+      <w:numFmt w:val="bullet"/>
+      <w:lvlText w:val=""/>
+      <w:lvlJc w:val="left"/>
+      <w:pPr>
+        <w:tabs>
+          <w:tab w:val="num" w:pos="4320"/>
+        </w:tabs>
+        <w:ind w:left="4320" w:hanging="360"/>
+      </w:pPr>
+      <w:rPr>
+        <w:rFonts w:ascii="Wingdings" w:hAnsi="Wingdings" w:hint="default"/>
+        <w:sz w:val="20"/>
+      </w:rPr>
+    </w:lvl>
+    <w:lvl w:ilvl="6" w:tentative="1">
+      <w:start w:val="1"/>
+      <w:numFmt w:val="bullet"/>
+      <w:lvlText w:val=""/>
+      <w:lvlJc w:val="left"/>
+      <w:pPr>
+        <w:tabs>
+          <w:tab w:val="num" w:pos="5040"/>
+        </w:tabs>
+        <w:ind w:left="5040" w:hanging="360"/>
+      </w:pPr>
+      <w:rPr>
+        <w:rFonts w:ascii="Wingdings" w:hAnsi="Wingdings" w:hint="default"/>
+        <w:sz w:val="20"/>
+      </w:rPr>
+    </w:lvl>
+    <w:lvl w:ilvl="7" w:tentative="1">
+      <w:start w:val="1"/>
+      <w:numFmt w:val="bullet"/>
+      <w:lvlText w:val=""/>
+      <w:lvlJc w:val="left"/>
+      <w:pPr>
+        <w:tabs>
+          <w:tab w:val="num" w:pos="5760"/>
+        </w:tabs>
+        <w:ind w:left="5760" w:hanging="360"/>
+      </w:pPr>
+      <w:rPr>
+        <w:rFonts w:ascii="Wingdings" w:hAnsi="Wingdings" w:hint="default"/>
+        <w:sz w:val="20"/>
+      </w:rPr>
+    </w:lvl>
+    <w:lvl w:ilvl="8" w:tentative="1">
+      <w:start w:val="1"/>
+      <w:numFmt w:val="bullet"/>
+      <w:lvlText w:val=""/>
+      <w:lvlJc w:val="left"/>
+      <w:pPr>
+        <w:tabs>
+          <w:tab w:val="num" w:pos="6480"/>
+        </w:tabs>
+        <w:ind w:left="6480" w:hanging="360"/>
+      </w:pPr>
+      <w:rPr>
+        <w:rFonts w:ascii="Wingdings" w:hAnsi="Wingdings" w:hint="default"/>
+        <w:sz w:val="20"/>
+      </w:rPr>
+    </w:lvl>
+  </w:abstractNum>
+  <w:abstractNum w:abstractNumId="12" w15:restartNumberingAfterBreak="0">
     <w:nsid w:val="423077DC"/>
     <w:multiLevelType w:val="multilevel"/>
     <w:tmpl w:val="2EACDF42"/>
@@ -1976,7 +6008,156 @@
       </w:rPr>
     </w:lvl>
   </w:abstractNum>
-  <w:abstractNum w:abstractNumId="9" w15:restartNumberingAfterBreak="0">
+  <w:abstractNum w:abstractNumId="13" w15:restartNumberingAfterBreak="0">
+    <w:nsid w:val="43293CA1"/>
+    <w:multiLevelType w:val="multilevel"/>
+    <w:tmpl w:val="364ED542"/>
+    <w:lvl w:ilvl="0">
+      <w:start w:val="1"/>
+      <w:numFmt w:val="bullet"/>
+      <w:lvlText w:val=""/>
+      <w:lvlJc w:val="left"/>
+      <w:pPr>
+        <w:tabs>
+          <w:tab w:val="num" w:pos="720"/>
+        </w:tabs>
+        <w:ind w:left="720" w:hanging="360"/>
+      </w:pPr>
+      <w:rPr>
+        <w:rFonts w:ascii="Symbol" w:hAnsi="Symbol" w:hint="default"/>
+        <w:sz w:val="20"/>
+      </w:rPr>
+    </w:lvl>
+    <w:lvl w:ilvl="1" w:tentative="1">
+      <w:start w:val="1"/>
+      <w:numFmt w:val="bullet"/>
+      <w:lvlText w:val="o"/>
+      <w:lvlJc w:val="left"/>
+      <w:pPr>
+        <w:tabs>
+          <w:tab w:val="num" w:pos="1440"/>
+        </w:tabs>
+        <w:ind w:left="1440" w:hanging="360"/>
+      </w:pPr>
+      <w:rPr>
+        <w:rFonts w:ascii="Courier New" w:hAnsi="Courier New" w:hint="default"/>
+        <w:sz w:val="20"/>
+      </w:rPr>
+    </w:lvl>
+    <w:lvl w:ilvl="2" w:tentative="1">
+      <w:start w:val="1"/>
+      <w:numFmt w:val="bullet"/>
+      <w:lvlText w:val=""/>
+      <w:lvlJc w:val="left"/>
+      <w:pPr>
+        <w:tabs>
+          <w:tab w:val="num" w:pos="2160"/>
+        </w:tabs>
+        <w:ind w:left="2160" w:hanging="360"/>
+      </w:pPr>
+      <w:rPr>
+        <w:rFonts w:ascii="Wingdings" w:hAnsi="Wingdings" w:hint="default"/>
+        <w:sz w:val="20"/>
+      </w:rPr>
+    </w:lvl>
+    <w:lvl w:ilvl="3" w:tentative="1">
+      <w:start w:val="1"/>
+      <w:numFmt w:val="bullet"/>
+      <w:lvlText w:val=""/>
+      <w:lvlJc w:val="left"/>
+      <w:pPr>
+        <w:tabs>
+          <w:tab w:val="num" w:pos="2880"/>
+        </w:tabs>
+        <w:ind w:left="2880" w:hanging="360"/>
+      </w:pPr>
+      <w:rPr>
+        <w:rFonts w:ascii="Wingdings" w:hAnsi="Wingdings" w:hint="default"/>
+        <w:sz w:val="20"/>
+      </w:rPr>
+    </w:lvl>
+    <w:lvl w:ilvl="4" w:tentative="1">
+      <w:start w:val="1"/>
+      <w:numFmt w:val="bullet"/>
+      <w:lvlText w:val=""/>
+      <w:lvlJc w:val="left"/>
+      <w:pPr>
+        <w:tabs>
+          <w:tab w:val="num" w:pos="3600"/>
+        </w:tabs>
+        <w:ind w:left="3600" w:hanging="360"/>
+      </w:pPr>
+      <w:rPr>
+        <w:rFonts w:ascii="Wingdings" w:hAnsi="Wingdings" w:hint="default"/>
+        <w:sz w:val="20"/>
+      </w:rPr>
+    </w:lvl>
+    <w:lvl w:ilvl="5" w:tentative="1">
+      <w:start w:val="1"/>
+      <w:numFmt w:val="bullet"/>
+      <w:lvlText w:val=""/>
+      <w:lvlJc w:val="left"/>
+      <w:pPr>
+        <w:tabs>
+          <w:tab w:val="num" w:pos="4320"/>
+        </w:tabs>
+        <w:ind w:left="4320" w:hanging="360"/>
+      </w:pPr>
+      <w:rPr>
+        <w:rFonts w:ascii="Wingdings" w:hAnsi="Wingdings" w:hint="default"/>
+        <w:sz w:val="20"/>
+      </w:rPr>
+    </w:lvl>
+    <w:lvl w:ilvl="6" w:tentative="1">
+      <w:start w:val="1"/>
+      <w:numFmt w:val="bullet"/>
+      <w:lvlText w:val=""/>
+      <w:lvlJc w:val="left"/>
+      <w:pPr>
+        <w:tabs>
+          <w:tab w:val="num" w:pos="5040"/>
+        </w:tabs>
+        <w:ind w:left="5040" w:hanging="360"/>
+      </w:pPr>
+      <w:rPr>
+        <w:rFonts w:ascii="Wingdings" w:hAnsi="Wingdings" w:hint="default"/>
+        <w:sz w:val="20"/>
+      </w:rPr>
+    </w:lvl>
+    <w:lvl w:ilvl="7" w:tentative="1">
+      <w:start w:val="1"/>
+      <w:numFmt w:val="bullet"/>
+      <w:lvlText w:val=""/>
+      <w:lvlJc w:val="left"/>
+      <w:pPr>
+        <w:tabs>
+          <w:tab w:val="num" w:pos="5760"/>
+        </w:tabs>
+        <w:ind w:left="5760" w:hanging="360"/>
+      </w:pPr>
+      <w:rPr>
+        <w:rFonts w:ascii="Wingdings" w:hAnsi="Wingdings" w:hint="default"/>
+        <w:sz w:val="20"/>
+      </w:rPr>
+    </w:lvl>
+    <w:lvl w:ilvl="8" w:tentative="1">
+      <w:start w:val="1"/>
+      <w:numFmt w:val="bullet"/>
+      <w:lvlText w:val=""/>
+      <w:lvlJc w:val="left"/>
+      <w:pPr>
+        <w:tabs>
+          <w:tab w:val="num" w:pos="6480"/>
+        </w:tabs>
+        <w:ind w:left="6480" w:hanging="360"/>
+      </w:pPr>
+      <w:rPr>
+        <w:rFonts w:ascii="Wingdings" w:hAnsi="Wingdings" w:hint="default"/>
+        <w:sz w:val="20"/>
+      </w:rPr>
+    </w:lvl>
+  </w:abstractNum>
+  <w:abstractNum w:abstractNumId="14" w15:restartNumberingAfterBreak="0">
     <w:nsid w:val="447A3054"/>
     <w:multiLevelType w:val="multilevel"/>
     <w:tmpl w:val="78BC2284"/>
@@ -2125,7 +6306,156 @@
       </w:rPr>
     </w:lvl>
   </w:abstractNum>
-  <w:abstractNum w:abstractNumId="10" w15:restartNumberingAfterBreak="0">
+  <w:abstractNum w:abstractNumId="15" w15:restartNumberingAfterBreak="0">
+    <w:nsid w:val="46C95DC7"/>
+    <w:multiLevelType w:val="multilevel"/>
+    <w:tmpl w:val="C8DAEF50"/>
+    <w:lvl w:ilvl="0">
+      <w:start w:val="1"/>
+      <w:numFmt w:val="bullet"/>
+      <w:lvlText w:val=""/>
+      <w:lvlJc w:val="left"/>
+      <w:pPr>
+        <w:tabs>
+          <w:tab w:val="num" w:pos="720"/>
+        </w:tabs>
+        <w:ind w:left="720" w:hanging="360"/>
+      </w:pPr>
+      <w:rPr>
+        <w:rFonts w:ascii="Symbol" w:hAnsi="Symbol" w:hint="default"/>
+        <w:sz w:val="20"/>
+      </w:rPr>
+    </w:lvl>
+    <w:lvl w:ilvl="1" w:tentative="1">
+      <w:start w:val="1"/>
+      <w:numFmt w:val="bullet"/>
+      <w:lvlText w:val="o"/>
+      <w:lvlJc w:val="left"/>
+      <w:pPr>
+        <w:tabs>
+          <w:tab w:val="num" w:pos="1440"/>
+        </w:tabs>
+        <w:ind w:left="1440" w:hanging="360"/>
+      </w:pPr>
+      <w:rPr>
+        <w:rFonts w:ascii="Courier New" w:hAnsi="Courier New" w:hint="default"/>
+        <w:sz w:val="20"/>
+      </w:rPr>
+    </w:lvl>
+    <w:lvl w:ilvl="2" w:tentative="1">
+      <w:start w:val="1"/>
+      <w:numFmt w:val="bullet"/>
+      <w:lvlText w:val=""/>
+      <w:lvlJc w:val="left"/>
+      <w:pPr>
+        <w:tabs>
+          <w:tab w:val="num" w:pos="2160"/>
+        </w:tabs>
+        <w:ind w:left="2160" w:hanging="360"/>
+      </w:pPr>
+      <w:rPr>
+        <w:rFonts w:ascii="Wingdings" w:hAnsi="Wingdings" w:hint="default"/>
+        <w:sz w:val="20"/>
+      </w:rPr>
+    </w:lvl>
+    <w:lvl w:ilvl="3" w:tentative="1">
+      <w:start w:val="1"/>
+      <w:numFmt w:val="bullet"/>
+      <w:lvlText w:val=""/>
+      <w:lvlJc w:val="left"/>
+      <w:pPr>
+        <w:tabs>
+          <w:tab w:val="num" w:pos="2880"/>
+        </w:tabs>
+        <w:ind w:left="2880" w:hanging="360"/>
+      </w:pPr>
+      <w:rPr>
+        <w:rFonts w:ascii="Wingdings" w:hAnsi="Wingdings" w:hint="default"/>
+        <w:sz w:val="20"/>
+      </w:rPr>
+    </w:lvl>
+    <w:lvl w:ilvl="4" w:tentative="1">
+      <w:start w:val="1"/>
+      <w:numFmt w:val="bullet"/>
+      <w:lvlText w:val=""/>
+      <w:lvlJc w:val="left"/>
+      <w:pPr>
+        <w:tabs>
+          <w:tab w:val="num" w:pos="3600"/>
+        </w:tabs>
+        <w:ind w:left="3600" w:hanging="360"/>
+      </w:pPr>
+      <w:rPr>
+        <w:rFonts w:ascii="Wingdings" w:hAnsi="Wingdings" w:hint="default"/>
+        <w:sz w:val="20"/>
+      </w:rPr>
+    </w:lvl>
+    <w:lvl w:ilvl="5" w:tentative="1">
+      <w:start w:val="1"/>
+      <w:numFmt w:val="bullet"/>
+      <w:lvlText w:val=""/>
+      <w:lvlJc w:val="left"/>
+      <w:pPr>
+        <w:tabs>
+          <w:tab w:val="num" w:pos="4320"/>
+        </w:tabs>
+        <w:ind w:left="4320" w:hanging="360"/>
+      </w:pPr>
+      <w:rPr>
+        <w:rFonts w:ascii="Wingdings" w:hAnsi="Wingdings" w:hint="default"/>
+        <w:sz w:val="20"/>
+      </w:rPr>
+    </w:lvl>
+    <w:lvl w:ilvl="6" w:tentative="1">
+      <w:start w:val="1"/>
+      <w:numFmt w:val="bullet"/>
+      <w:lvlText w:val=""/>
+      <w:lvlJc w:val="left"/>
+      <w:pPr>
+        <w:tabs>
+          <w:tab w:val="num" w:pos="5040"/>
+        </w:tabs>
+        <w:ind w:left="5040" w:hanging="360"/>
+      </w:pPr>
+      <w:rPr>
+        <w:rFonts w:ascii="Wingdings" w:hAnsi="Wingdings" w:hint="default"/>
+        <w:sz w:val="20"/>
+      </w:rPr>
+    </w:lvl>
+    <w:lvl w:ilvl="7" w:tentative="1">
+      <w:start w:val="1"/>
+      <w:numFmt w:val="bullet"/>
+      <w:lvlText w:val=""/>
+      <w:lvlJc w:val="left"/>
+      <w:pPr>
+        <w:tabs>
+          <w:tab w:val="num" w:pos="5760"/>
+        </w:tabs>
+        <w:ind w:left="5760" w:hanging="360"/>
+      </w:pPr>
+      <w:rPr>
+        <w:rFonts w:ascii="Wingdings" w:hAnsi="Wingdings" w:hint="default"/>
+        <w:sz w:val="20"/>
+      </w:rPr>
+    </w:lvl>
+    <w:lvl w:ilvl="8" w:tentative="1">
+      <w:start w:val="1"/>
+      <w:numFmt w:val="bullet"/>
+      <w:lvlText w:val=""/>
+      <w:lvlJc w:val="left"/>
+      <w:pPr>
+        <w:tabs>
+          <w:tab w:val="num" w:pos="6480"/>
+        </w:tabs>
+        <w:ind w:left="6480" w:hanging="360"/>
+      </w:pPr>
+      <w:rPr>
+        <w:rFonts w:ascii="Wingdings" w:hAnsi="Wingdings" w:hint="default"/>
+        <w:sz w:val="20"/>
+      </w:rPr>
+    </w:lvl>
+  </w:abstractNum>
+  <w:abstractNum w:abstractNumId="16" w15:restartNumberingAfterBreak="0">
     <w:nsid w:val="49FF104F"/>
     <w:multiLevelType w:val="multilevel"/>
     <w:tmpl w:val="CBE47C2C"/>
@@ -2274,7 +6604,7 @@
       </w:rPr>
     </w:lvl>
   </w:abstractNum>
-  <w:abstractNum w:abstractNumId="11" w15:restartNumberingAfterBreak="0">
+  <w:abstractNum w:abstractNumId="17" w15:restartNumberingAfterBreak="0">
     <w:nsid w:val="4CF21631"/>
     <w:multiLevelType w:val="multilevel"/>
     <w:tmpl w:val="F7309AC2"/>
@@ -2423,7 +6753,7 @@
       </w:rPr>
     </w:lvl>
   </w:abstractNum>
-  <w:abstractNum w:abstractNumId="12" w15:restartNumberingAfterBreak="0">
+  <w:abstractNum w:abstractNumId="18" w15:restartNumberingAfterBreak="0">
     <w:nsid w:val="4D5E43FE"/>
     <w:multiLevelType w:val="multilevel"/>
     <w:tmpl w:val="577A5326"/>
@@ -2572,7 +6902,7 @@
       </w:rPr>
     </w:lvl>
   </w:abstractNum>
-  <w:abstractNum w:abstractNumId="13" w15:restartNumberingAfterBreak="0">
+  <w:abstractNum w:abstractNumId="19" w15:restartNumberingAfterBreak="0">
     <w:nsid w:val="4D707946"/>
     <w:multiLevelType w:val="multilevel"/>
     <w:tmpl w:val="98B24BC0"/>
@@ -2721,7 +7051,7 @@
       </w:rPr>
     </w:lvl>
   </w:abstractNum>
-  <w:abstractNum w:abstractNumId="14" w15:restartNumberingAfterBreak="0">
+  <w:abstractNum w:abstractNumId="20" w15:restartNumberingAfterBreak="0">
     <w:nsid w:val="4DD65862"/>
     <w:multiLevelType w:val="multilevel"/>
     <w:tmpl w:val="DDB885AC"/>
@@ -2870,7 +7200,7 @@
       </w:rPr>
     </w:lvl>
   </w:abstractNum>
-  <w:abstractNum w:abstractNumId="15" w15:restartNumberingAfterBreak="0">
+  <w:abstractNum w:abstractNumId="21" w15:restartNumberingAfterBreak="0">
     <w:nsid w:val="521B193E"/>
     <w:multiLevelType w:val="multilevel"/>
     <w:tmpl w:val="2A4E5E54"/>
@@ -3019,7 +7349,156 @@
       </w:rPr>
     </w:lvl>
   </w:abstractNum>
-  <w:abstractNum w:abstractNumId="16" w15:restartNumberingAfterBreak="0">
+  <w:abstractNum w:abstractNumId="22" w15:restartNumberingAfterBreak="0">
+    <w:nsid w:val="569F59C7"/>
+    <w:multiLevelType w:val="multilevel"/>
+    <w:tmpl w:val="C1847624"/>
+    <w:lvl w:ilvl="0">
+      <w:start w:val="1"/>
+      <w:numFmt w:val="bullet"/>
+      <w:lvlText w:val=""/>
+      <w:lvlJc w:val="left"/>
+      <w:pPr>
+        <w:tabs>
+          <w:tab w:val="num" w:pos="720"/>
+        </w:tabs>
+        <w:ind w:left="720" w:hanging="360"/>
+      </w:pPr>
+      <w:rPr>
+        <w:rFonts w:ascii="Symbol" w:hAnsi="Symbol" w:hint="default"/>
+        <w:sz w:val="20"/>
+      </w:rPr>
+    </w:lvl>
+    <w:lvl w:ilvl="1" w:tentative="1">
+      <w:start w:val="1"/>
+      <w:numFmt w:val="bullet"/>
+      <w:lvlText w:val="o"/>
+      <w:lvlJc w:val="left"/>
+      <w:pPr>
+        <w:tabs>
+          <w:tab w:val="num" w:pos="1440"/>
+        </w:tabs>
+        <w:ind w:left="1440" w:hanging="360"/>
+      </w:pPr>
+      <w:rPr>
+        <w:rFonts w:ascii="Courier New" w:hAnsi="Courier New" w:hint="default"/>
+        <w:sz w:val="20"/>
+      </w:rPr>
+    </w:lvl>
+    <w:lvl w:ilvl="2" w:tentative="1">
+      <w:start w:val="1"/>
+      <w:numFmt w:val="bullet"/>
+      <w:lvlText w:val=""/>
+      <w:lvlJc w:val="left"/>
+      <w:pPr>
+        <w:tabs>
+          <w:tab w:val="num" w:pos="2160"/>
+        </w:tabs>
+        <w:ind w:left="2160" w:hanging="360"/>
+      </w:pPr>
+      <w:rPr>
+        <w:rFonts w:ascii="Wingdings" w:hAnsi="Wingdings" w:hint="default"/>
+        <w:sz w:val="20"/>
+      </w:rPr>
+    </w:lvl>
+    <w:lvl w:ilvl="3" w:tentative="1">
+      <w:start w:val="1"/>
+      <w:numFmt w:val="bullet"/>
+      <w:lvlText w:val=""/>
+      <w:lvlJc w:val="left"/>
+      <w:pPr>
+        <w:tabs>
+          <w:tab w:val="num" w:pos="2880"/>
+        </w:tabs>
+        <w:ind w:left="2880" w:hanging="360"/>
+      </w:pPr>
+      <w:rPr>
+        <w:rFonts w:ascii="Wingdings" w:hAnsi="Wingdings" w:hint="default"/>
+        <w:sz w:val="20"/>
+      </w:rPr>
+    </w:lvl>
+    <w:lvl w:ilvl="4" w:tentative="1">
+      <w:start w:val="1"/>
+      <w:numFmt w:val="bullet"/>
+      <w:lvlText w:val=""/>
+      <w:lvlJc w:val="left"/>
+      <w:pPr>
+        <w:tabs>
+          <w:tab w:val="num" w:pos="3600"/>
+        </w:tabs>
+        <w:ind w:left="3600" w:hanging="360"/>
+      </w:pPr>
+      <w:rPr>
+        <w:rFonts w:ascii="Wingdings" w:hAnsi="Wingdings" w:hint="default"/>
+        <w:sz w:val="20"/>
+      </w:rPr>
+    </w:lvl>
+    <w:lvl w:ilvl="5" w:tentative="1">
+      <w:start w:val="1"/>
+      <w:numFmt w:val="bullet"/>
+      <w:lvlText w:val=""/>
+      <w:lvlJc w:val="left"/>
+      <w:pPr>
+        <w:tabs>
+          <w:tab w:val="num" w:pos="4320"/>
+        </w:tabs>
+        <w:ind w:left="4320" w:hanging="360"/>
+      </w:pPr>
+      <w:rPr>
+        <w:rFonts w:ascii="Wingdings" w:hAnsi="Wingdings" w:hint="default"/>
+        <w:sz w:val="20"/>
+      </w:rPr>
+    </w:lvl>
+    <w:lvl w:ilvl="6" w:tentative="1">
+      <w:start w:val="1"/>
+      <w:numFmt w:val="bullet"/>
+      <w:lvlText w:val=""/>
+      <w:lvlJc w:val="left"/>
+      <w:pPr>
+        <w:tabs>
+          <w:tab w:val="num" w:pos="5040"/>
+        </w:tabs>
+        <w:ind w:left="5040" w:hanging="360"/>
+      </w:pPr>
+      <w:rPr>
+        <w:rFonts w:ascii="Wingdings" w:hAnsi="Wingdings" w:hint="default"/>
+        <w:sz w:val="20"/>
+      </w:rPr>
+    </w:lvl>
+    <w:lvl w:ilvl="7" w:tentative="1">
+      <w:start w:val="1"/>
+      <w:numFmt w:val="bullet"/>
+      <w:lvlText w:val=""/>
+      <w:lvlJc w:val="left"/>
+      <w:pPr>
+        <w:tabs>
+          <w:tab w:val="num" w:pos="5760"/>
+        </w:tabs>
+        <w:ind w:left="5760" w:hanging="360"/>
+      </w:pPr>
+      <w:rPr>
+        <w:rFonts w:ascii="Wingdings" w:hAnsi="Wingdings" w:hint="default"/>
+        <w:sz w:val="20"/>
+      </w:rPr>
+    </w:lvl>
+    <w:lvl w:ilvl="8" w:tentative="1">
+      <w:start w:val="1"/>
+      <w:numFmt w:val="bullet"/>
+      <w:lvlText w:val=""/>
+      <w:lvlJc w:val="left"/>
+      <w:pPr>
+        <w:tabs>
+          <w:tab w:val="num" w:pos="6480"/>
+        </w:tabs>
+        <w:ind w:left="6480" w:hanging="360"/>
+      </w:pPr>
+      <w:rPr>
+        <w:rFonts w:ascii="Wingdings" w:hAnsi="Wingdings" w:hint="default"/>
+        <w:sz w:val="20"/>
+      </w:rPr>
+    </w:lvl>
+  </w:abstractNum>
+  <w:abstractNum w:abstractNumId="23" w15:restartNumberingAfterBreak="0">
     <w:nsid w:val="586D04E8"/>
     <w:multiLevelType w:val="multilevel"/>
     <w:tmpl w:val="C20CD46C"/>
@@ -3168,7 +7647,156 @@
       </w:rPr>
     </w:lvl>
   </w:abstractNum>
-  <w:abstractNum w:abstractNumId="17" w15:restartNumberingAfterBreak="0">
+  <w:abstractNum w:abstractNumId="24" w15:restartNumberingAfterBreak="0">
+    <w:nsid w:val="5BC43302"/>
+    <w:multiLevelType w:val="multilevel"/>
+    <w:tmpl w:val="331ACAC6"/>
+    <w:lvl w:ilvl="0">
+      <w:start w:val="1"/>
+      <w:numFmt w:val="bullet"/>
+      <w:lvlText w:val=""/>
+      <w:lvlJc w:val="left"/>
+      <w:pPr>
+        <w:tabs>
+          <w:tab w:val="num" w:pos="720"/>
+        </w:tabs>
+        <w:ind w:left="720" w:hanging="360"/>
+      </w:pPr>
+      <w:rPr>
+        <w:rFonts w:ascii="Symbol" w:hAnsi="Symbol" w:hint="default"/>
+        <w:sz w:val="20"/>
+      </w:rPr>
+    </w:lvl>
+    <w:lvl w:ilvl="1" w:tentative="1">
+      <w:start w:val="1"/>
+      <w:numFmt w:val="bullet"/>
+      <w:lvlText w:val="o"/>
+      <w:lvlJc w:val="left"/>
+      <w:pPr>
+        <w:tabs>
+          <w:tab w:val="num" w:pos="1440"/>
+        </w:tabs>
+        <w:ind w:left="1440" w:hanging="360"/>
+      </w:pPr>
+      <w:rPr>
+        <w:rFonts w:ascii="Courier New" w:hAnsi="Courier New" w:hint="default"/>
+        <w:sz w:val="20"/>
+      </w:rPr>
+    </w:lvl>
+    <w:lvl w:ilvl="2" w:tentative="1">
+      <w:start w:val="1"/>
+      <w:numFmt w:val="bullet"/>
+      <w:lvlText w:val=""/>
+      <w:lvlJc w:val="left"/>
+      <w:pPr>
+        <w:tabs>
+          <w:tab w:val="num" w:pos="2160"/>
+        </w:tabs>
+        <w:ind w:left="2160" w:hanging="360"/>
+      </w:pPr>
+      <w:rPr>
+        <w:rFonts w:ascii="Wingdings" w:hAnsi="Wingdings" w:hint="default"/>
+        <w:sz w:val="20"/>
+      </w:rPr>
+    </w:lvl>
+    <w:lvl w:ilvl="3" w:tentative="1">
+      <w:start w:val="1"/>
+      <w:numFmt w:val="bullet"/>
+      <w:lvlText w:val=""/>
+      <w:lvlJc w:val="left"/>
+      <w:pPr>
+        <w:tabs>
+          <w:tab w:val="num" w:pos="2880"/>
+        </w:tabs>
+        <w:ind w:left="2880" w:hanging="360"/>
+      </w:pPr>
+      <w:rPr>
+        <w:rFonts w:ascii="Wingdings" w:hAnsi="Wingdings" w:hint="default"/>
+        <w:sz w:val="20"/>
+      </w:rPr>
+    </w:lvl>
+    <w:lvl w:ilvl="4" w:tentative="1">
+      <w:start w:val="1"/>
+      <w:numFmt w:val="bullet"/>
+      <w:lvlText w:val=""/>
+      <w:lvlJc w:val="left"/>
+      <w:pPr>
+        <w:tabs>
+          <w:tab w:val="num" w:pos="3600"/>
+        </w:tabs>
+        <w:ind w:left="3600" w:hanging="360"/>
+      </w:pPr>
+      <w:rPr>
+        <w:rFonts w:ascii="Wingdings" w:hAnsi="Wingdings" w:hint="default"/>
+        <w:sz w:val="20"/>
+      </w:rPr>
+    </w:lvl>
+    <w:lvl w:ilvl="5" w:tentative="1">
+      <w:start w:val="1"/>
+      <w:numFmt w:val="bullet"/>
+      <w:lvlText w:val=""/>
+      <w:lvlJc w:val="left"/>
+      <w:pPr>
+        <w:tabs>
+          <w:tab w:val="num" w:pos="4320"/>
+        </w:tabs>
+        <w:ind w:left="4320" w:hanging="360"/>
+      </w:pPr>
+      <w:rPr>
+        <w:rFonts w:ascii="Wingdings" w:hAnsi="Wingdings" w:hint="default"/>
+        <w:sz w:val="20"/>
+      </w:rPr>
+    </w:lvl>
+    <w:lvl w:ilvl="6" w:tentative="1">
+      <w:start w:val="1"/>
+      <w:numFmt w:val="bullet"/>
+      <w:lvlText w:val=""/>
+      <w:lvlJc w:val="left"/>
+      <w:pPr>
+        <w:tabs>
+          <w:tab w:val="num" w:pos="5040"/>
+        </w:tabs>
+        <w:ind w:left="5040" w:hanging="360"/>
+      </w:pPr>
+      <w:rPr>
+        <w:rFonts w:ascii="Wingdings" w:hAnsi="Wingdings" w:hint="default"/>
+        <w:sz w:val="20"/>
+      </w:rPr>
+    </w:lvl>
+    <w:lvl w:ilvl="7" w:tentative="1">
+      <w:start w:val="1"/>
+      <w:numFmt w:val="bullet"/>
+      <w:lvlText w:val=""/>
+      <w:lvlJc w:val="left"/>
+      <w:pPr>
+        <w:tabs>
+          <w:tab w:val="num" w:pos="5760"/>
+        </w:tabs>
+        <w:ind w:left="5760" w:hanging="360"/>
+      </w:pPr>
+      <w:rPr>
+        <w:rFonts w:ascii="Wingdings" w:hAnsi="Wingdings" w:hint="default"/>
+        <w:sz w:val="20"/>
+      </w:rPr>
+    </w:lvl>
+    <w:lvl w:ilvl="8" w:tentative="1">
+      <w:start w:val="1"/>
+      <w:numFmt w:val="bullet"/>
+      <w:lvlText w:val=""/>
+      <w:lvlJc w:val="left"/>
+      <w:pPr>
+        <w:tabs>
+          <w:tab w:val="num" w:pos="6480"/>
+        </w:tabs>
+        <w:ind w:left="6480" w:hanging="360"/>
+      </w:pPr>
+      <w:rPr>
+        <w:rFonts w:ascii="Wingdings" w:hAnsi="Wingdings" w:hint="default"/>
+        <w:sz w:val="20"/>
+      </w:rPr>
+    </w:lvl>
+  </w:abstractNum>
+  <w:abstractNum w:abstractNumId="25" w15:restartNumberingAfterBreak="0">
     <w:nsid w:val="650E0F3E"/>
     <w:multiLevelType w:val="multilevel"/>
     <w:tmpl w:val="0284F3CE"/>
@@ -3317,7 +7945,7 @@
       </w:rPr>
     </w:lvl>
   </w:abstractNum>
-  <w:abstractNum w:abstractNumId="18" w15:restartNumberingAfterBreak="0">
+  <w:abstractNum w:abstractNumId="26" w15:restartNumberingAfterBreak="0">
     <w:nsid w:val="73A97A80"/>
     <w:multiLevelType w:val="multilevel"/>
     <w:tmpl w:val="C5EA253A"/>
@@ -3466,7 +8094,156 @@
       </w:rPr>
     </w:lvl>
   </w:abstractNum>
-  <w:abstractNum w:abstractNumId="19" w15:restartNumberingAfterBreak="0">
+  <w:abstractNum w:abstractNumId="27" w15:restartNumberingAfterBreak="0">
+    <w:nsid w:val="758F4BBB"/>
+    <w:multiLevelType w:val="multilevel"/>
+    <w:tmpl w:val="1F9AAADC"/>
+    <w:lvl w:ilvl="0">
+      <w:start w:val="1"/>
+      <w:numFmt w:val="bullet"/>
+      <w:lvlText w:val=""/>
+      <w:lvlJc w:val="left"/>
+      <w:pPr>
+        <w:tabs>
+          <w:tab w:val="num" w:pos="720"/>
+        </w:tabs>
+        <w:ind w:left="720" w:hanging="360"/>
+      </w:pPr>
+      <w:rPr>
+        <w:rFonts w:ascii="Symbol" w:hAnsi="Symbol" w:hint="default"/>
+        <w:sz w:val="20"/>
+      </w:rPr>
+    </w:lvl>
+    <w:lvl w:ilvl="1" w:tentative="1">
+      <w:start w:val="1"/>
+      <w:numFmt w:val="bullet"/>
+      <w:lvlText w:val="o"/>
+      <w:lvlJc w:val="left"/>
+      <w:pPr>
+        <w:tabs>
+          <w:tab w:val="num" w:pos="1440"/>
+        </w:tabs>
+        <w:ind w:left="1440" w:hanging="360"/>
+      </w:pPr>
+      <w:rPr>
+        <w:rFonts w:ascii="Courier New" w:hAnsi="Courier New" w:hint="default"/>
+        <w:sz w:val="20"/>
+      </w:rPr>
+    </w:lvl>
+    <w:lvl w:ilvl="2" w:tentative="1">
+      <w:start w:val="1"/>
+      <w:numFmt w:val="bullet"/>
+      <w:lvlText w:val=""/>
+      <w:lvlJc w:val="left"/>
+      <w:pPr>
+        <w:tabs>
+          <w:tab w:val="num" w:pos="2160"/>
+        </w:tabs>
+        <w:ind w:left="2160" w:hanging="360"/>
+      </w:pPr>
+      <w:rPr>
+        <w:rFonts w:ascii="Wingdings" w:hAnsi="Wingdings" w:hint="default"/>
+        <w:sz w:val="20"/>
+      </w:rPr>
+    </w:lvl>
+    <w:lvl w:ilvl="3" w:tentative="1">
+      <w:start w:val="1"/>
+      <w:numFmt w:val="bullet"/>
+      <w:lvlText w:val=""/>
+      <w:lvlJc w:val="left"/>
+      <w:pPr>
+        <w:tabs>
+          <w:tab w:val="num" w:pos="2880"/>
+        </w:tabs>
+        <w:ind w:left="2880" w:hanging="360"/>
+      </w:pPr>
+      <w:rPr>
+        <w:rFonts w:ascii="Wingdings" w:hAnsi="Wingdings" w:hint="default"/>
+        <w:sz w:val="20"/>
+      </w:rPr>
+    </w:lvl>
+    <w:lvl w:ilvl="4" w:tentative="1">
+      <w:start w:val="1"/>
+      <w:numFmt w:val="bullet"/>
+      <w:lvlText w:val=""/>
+      <w:lvlJc w:val="left"/>
+      <w:pPr>
+        <w:tabs>
+          <w:tab w:val="num" w:pos="3600"/>
+        </w:tabs>
+        <w:ind w:left="3600" w:hanging="360"/>
+      </w:pPr>
+      <w:rPr>
+        <w:rFonts w:ascii="Wingdings" w:hAnsi="Wingdings" w:hint="default"/>
+        <w:sz w:val="20"/>
+      </w:rPr>
+    </w:lvl>
+    <w:lvl w:ilvl="5" w:tentative="1">
+      <w:start w:val="1"/>
+      <w:numFmt w:val="bullet"/>
+      <w:lvlText w:val=""/>
+      <w:lvlJc w:val="left"/>
+      <w:pPr>
+        <w:tabs>
+          <w:tab w:val="num" w:pos="4320"/>
+        </w:tabs>
+        <w:ind w:left="4320" w:hanging="360"/>
+      </w:pPr>
+      <w:rPr>
+        <w:rFonts w:ascii="Wingdings" w:hAnsi="Wingdings" w:hint="default"/>
+        <w:sz w:val="20"/>
+      </w:rPr>
+    </w:lvl>
+    <w:lvl w:ilvl="6" w:tentative="1">
+      <w:start w:val="1"/>
+      <w:numFmt w:val="bullet"/>
+      <w:lvlText w:val=""/>
+      <w:lvlJc w:val="left"/>
+      <w:pPr>
+        <w:tabs>
+          <w:tab w:val="num" w:pos="5040"/>
+        </w:tabs>
+        <w:ind w:left="5040" w:hanging="360"/>
+      </w:pPr>
+      <w:rPr>
+        <w:rFonts w:ascii="Wingdings" w:hAnsi="Wingdings" w:hint="default"/>
+        <w:sz w:val="20"/>
+      </w:rPr>
+    </w:lvl>
+    <w:lvl w:ilvl="7" w:tentative="1">
+      <w:start w:val="1"/>
+      <w:numFmt w:val="bullet"/>
+      <w:lvlText w:val=""/>
+      <w:lvlJc w:val="left"/>
+      <w:pPr>
+        <w:tabs>
+          <w:tab w:val="num" w:pos="5760"/>
+        </w:tabs>
+        <w:ind w:left="5760" w:hanging="360"/>
+      </w:pPr>
+      <w:rPr>
+        <w:rFonts w:ascii="Wingdings" w:hAnsi="Wingdings" w:hint="default"/>
+        <w:sz w:val="20"/>
+      </w:rPr>
+    </w:lvl>
+    <w:lvl w:ilvl="8" w:tentative="1">
+      <w:start w:val="1"/>
+      <w:numFmt w:val="bullet"/>
+      <w:lvlText w:val=""/>
+      <w:lvlJc w:val="left"/>
+      <w:pPr>
+        <w:tabs>
+          <w:tab w:val="num" w:pos="6480"/>
+        </w:tabs>
+        <w:ind w:left="6480" w:hanging="360"/>
+      </w:pPr>
+      <w:rPr>
+        <w:rFonts w:ascii="Wingdings" w:hAnsi="Wingdings" w:hint="default"/>
+        <w:sz w:val="20"/>
+      </w:rPr>
+    </w:lvl>
+  </w:abstractNum>
+  <w:abstractNum w:abstractNumId="28" w15:restartNumberingAfterBreak="0">
     <w:nsid w:val="763F2AA6"/>
     <w:multiLevelType w:val="multilevel"/>
     <w:tmpl w:val="95B4A070"/>
@@ -3616,64 +8393,91 @@
     </w:lvl>
   </w:abstractNum>
   <w:num w:numId="1" w16cid:durableId="1921523998">
+    <w:abstractNumId w:val="8"/>
+  </w:num>
+  <w:num w:numId="2" w16cid:durableId="691494537">
+    <w:abstractNumId w:val="10"/>
+  </w:num>
+  <w:num w:numId="3" w16cid:durableId="1223911509">
+    <w:abstractNumId w:val="28"/>
+  </w:num>
+  <w:num w:numId="4" w16cid:durableId="848981027">
+    <w:abstractNumId w:val="12"/>
+  </w:num>
+  <w:num w:numId="5" w16cid:durableId="1942492635">
+    <w:abstractNumId w:val="23"/>
+  </w:num>
+  <w:num w:numId="6" w16cid:durableId="1812401556">
+    <w:abstractNumId w:val="7"/>
+  </w:num>
+  <w:num w:numId="7" w16cid:durableId="435831669">
+    <w:abstractNumId w:val="1"/>
+  </w:num>
+  <w:num w:numId="8" w16cid:durableId="1538081158">
+    <w:abstractNumId w:val="4"/>
+  </w:num>
+  <w:num w:numId="9" w16cid:durableId="1340623361">
+    <w:abstractNumId w:val="26"/>
+  </w:num>
+  <w:num w:numId="10" w16cid:durableId="1162741119">
+    <w:abstractNumId w:val="20"/>
+  </w:num>
+  <w:num w:numId="11" w16cid:durableId="1275479892">
+    <w:abstractNumId w:val="2"/>
+  </w:num>
+  <w:num w:numId="12" w16cid:durableId="1371764722">
+    <w:abstractNumId w:val="5"/>
+  </w:num>
+  <w:num w:numId="13" w16cid:durableId="1276987891">
+    <w:abstractNumId w:val="19"/>
+  </w:num>
+  <w:num w:numId="14" w16cid:durableId="1241528236">
+    <w:abstractNumId w:val="14"/>
+  </w:num>
+  <w:num w:numId="15" w16cid:durableId="447428936">
+    <w:abstractNumId w:val="3"/>
+  </w:num>
+  <w:num w:numId="16" w16cid:durableId="303119011">
+    <w:abstractNumId w:val="16"/>
+  </w:num>
+  <w:num w:numId="17" w16cid:durableId="195655398">
+    <w:abstractNumId w:val="21"/>
+  </w:num>
+  <w:num w:numId="18" w16cid:durableId="1245146838">
+    <w:abstractNumId w:val="17"/>
+  </w:num>
+  <w:num w:numId="19" w16cid:durableId="567109003">
+    <w:abstractNumId w:val="18"/>
+  </w:num>
+  <w:num w:numId="20" w16cid:durableId="1512840476">
+    <w:abstractNumId w:val="25"/>
+  </w:num>
+  <w:num w:numId="21" w16cid:durableId="370224726">
+    <w:abstractNumId w:val="27"/>
+  </w:num>
+  <w:num w:numId="22" w16cid:durableId="1637027141">
+    <w:abstractNumId w:val="22"/>
+  </w:num>
+  <w:num w:numId="23" w16cid:durableId="1102645206">
+    <w:abstractNumId w:val="11"/>
+  </w:num>
+  <w:num w:numId="24" w16cid:durableId="1259027607">
+    <w:abstractNumId w:val="15"/>
+  </w:num>
+  <w:num w:numId="25" w16cid:durableId="131676699">
     <w:abstractNumId w:val="6"/>
   </w:num>
-  <w:num w:numId="2" w16cid:durableId="691494537">
-    <w:abstractNumId w:val="7"/>
+  <w:num w:numId="26" w16cid:durableId="1654484532">
+    <w:abstractNumId w:val="24"/>
   </w:num>
-  <w:num w:numId="3" w16cid:durableId="1223911509">
-    <w:abstractNumId w:val="19"/>
-  </w:num>
-  <w:num w:numId="4" w16cid:durableId="848981027">
-    <w:abstractNumId w:val="8"/>
-  </w:num>
-  <w:num w:numId="5" w16cid:durableId="1942492635">
-    <w:abstractNumId w:val="16"/>
-  </w:num>
-  <w:num w:numId="6" w16cid:durableId="1812401556">
-    <w:abstractNumId w:val="5"/>
-  </w:num>
-  <w:num w:numId="7" w16cid:durableId="435831669">
+  <w:num w:numId="27" w16cid:durableId="1605263864">
     <w:abstractNumId w:val="0"/>
   </w:num>
-  <w:num w:numId="8" w16cid:durableId="1538081158">
-    <w:abstractNumId w:val="3"/>
-  </w:num>
-  <w:num w:numId="9" w16cid:durableId="1340623361">
-    <w:abstractNumId w:val="18"/>
-  </w:num>
-  <w:num w:numId="10" w16cid:durableId="1162741119">
-    <w:abstractNumId w:val="14"/>
-  </w:num>
-  <w:num w:numId="11" w16cid:durableId="1275479892">
-    <w:abstractNumId w:val="1"/>
-  </w:num>
-  <w:num w:numId="12" w16cid:durableId="1371764722">
-    <w:abstractNumId w:val="4"/>
-  </w:num>
-  <w:num w:numId="13" w16cid:durableId="1276987891">
-    <w:abstractNumId w:val="13"/>
-  </w:num>
-  <w:num w:numId="14" w16cid:durableId="1241528236">
+  <w:num w:numId="28" w16cid:durableId="1735925970">
     <w:abstractNumId w:val="9"/>
   </w:num>
-  <w:num w:numId="15" w16cid:durableId="447428936">
-    <w:abstractNumId w:val="2"/>
-  </w:num>
-  <w:num w:numId="16" w16cid:durableId="303119011">
-    <w:abstractNumId w:val="10"/>
-  </w:num>
-  <w:num w:numId="17" w16cid:durableId="195655398">
-    <w:abstractNumId w:val="15"/>
-  </w:num>
-  <w:num w:numId="18" w16cid:durableId="1245146838">
-    <w:abstractNumId w:val="11"/>
-  </w:num>
-  <w:num w:numId="19" w16cid:durableId="567109003">
-    <w:abstractNumId w:val="12"/>
-  </w:num>
-  <w:num w:numId="20" w16cid:durableId="1512840476">
-    <w:abstractNumId w:val="17"/>
+  <w:num w:numId="29" w16cid:durableId="1802914429">
+    <w:abstractNumId w:val="13"/>
   </w:num>
 </w:numbering>
 </file>
